--- a/myInternshipReport/Full Final Report(G66_19-40911-2).docx
+++ b/myInternshipReport/Full Final Report(G66_19-40911-2).docx
@@ -1,6 +1,6 @@
 
 <file path=word/document.xml><?xml version="1.0" encoding="utf-8"?>
-<w:document xmlns:wpc="http://schemas.microsoft.com/office/word/2010/wordprocessingCanvas" xmlns:cx="http://schemas.microsoft.com/office/drawing/2014/chartex" xmlns:cx1="http://schemas.microsoft.com/office/drawing/2015/9/8/chartex" xmlns:mc="http://schemas.openxmlformats.org/markup-compatibility/2006" xmlns:o="urn:schemas-microsoft-com:office:office" xmlns:r="http://schemas.openxmlformats.org/officeDocument/2006/relationships" xmlns:m="http://schemas.openxmlformats.org/officeDocument/2006/math" xmlns:v="urn:schemas-microsoft-com:vml" xmlns:wp14="http://schemas.microsoft.com/office/word/2010/wordprocessingDrawing" xmlns:wp="http://schemas.openxmlformats.org/drawingml/2006/wordprocessingDrawing" xmlns:w10="urn:schemas-microsoft-com:office:word" xmlns:w="http://schemas.openxmlformats.org/wordprocessingml/2006/main" xmlns:w14="http://schemas.microsoft.com/office/word/2010/wordml" xmlns:w15="http://schemas.microsoft.com/office/word/2012/wordml" xmlns:w16se="http://schemas.microsoft.com/office/word/2015/wordml/symex" xmlns:wpg="http://schemas.microsoft.com/office/word/2010/wordprocessingGroup" xmlns:wpi="http://schemas.microsoft.com/office/word/2010/wordprocessingInk" xmlns:wne="http://schemas.microsoft.com/office/word/2006/wordml" xmlns:wps="http://schemas.microsoft.com/office/word/2010/wordprocessingShape" mc:Ignorable="w14 w15 w16se wp14">
+<w:document xmlns:wpc="http://schemas.microsoft.com/office/word/2010/wordprocessingCanvas" xmlns:cx="http://schemas.microsoft.com/office/drawing/2014/chartex" xmlns:cx1="http://schemas.microsoft.com/office/drawing/2015/9/8/chartex" xmlns:cx2="http://schemas.microsoft.com/office/drawing/2015/10/21/chartex" xmlns:cx3="http://schemas.microsoft.com/office/drawing/2016/5/9/chartex" xmlns:cx4="http://schemas.microsoft.com/office/drawing/2016/5/10/chartex" xmlns:cx5="http://schemas.microsoft.com/office/drawing/2016/5/11/chartex" xmlns:cx6="http://schemas.microsoft.com/office/drawing/2016/5/12/chartex" xmlns:cx7="http://schemas.microsoft.com/office/drawing/2016/5/13/chartex" xmlns:cx8="http://schemas.microsoft.com/office/drawing/2016/5/14/chartex" xmlns:mc="http://schemas.openxmlformats.org/markup-compatibility/2006" xmlns:aink="http://schemas.microsoft.com/office/drawing/2016/ink" xmlns:am3d="http://schemas.microsoft.com/office/drawing/2017/model3d" xmlns:o="urn:schemas-microsoft-com:office:office" xmlns:r="http://schemas.openxmlformats.org/officeDocument/2006/relationships" xmlns:m="http://schemas.openxmlformats.org/officeDocument/2006/math" xmlns:v="urn:schemas-microsoft-com:vml" xmlns:wp14="http://schemas.microsoft.com/office/word/2010/wordprocessingDrawing" xmlns:wp="http://schemas.openxmlformats.org/drawingml/2006/wordprocessingDrawing" xmlns:w10="urn:schemas-microsoft-com:office:word" xmlns:w="http://schemas.openxmlformats.org/wordprocessingml/2006/main" xmlns:w14="http://schemas.microsoft.com/office/word/2010/wordml" xmlns:w15="http://schemas.microsoft.com/office/word/2012/wordml" xmlns:w16cid="http://schemas.microsoft.com/office/word/2016/wordml/cid" xmlns:w16se="http://schemas.microsoft.com/office/word/2015/wordml/symex" xmlns:wpg="http://schemas.microsoft.com/office/word/2010/wordprocessingGroup" xmlns:wpi="http://schemas.microsoft.com/office/word/2010/wordprocessingInk" xmlns:wne="http://schemas.microsoft.com/office/word/2006/wordml" xmlns:wps="http://schemas.microsoft.com/office/word/2010/wordprocessingShape" mc:Ignorable="w14 w15 w16se w16cid wp14">
   <w:body>
     <w:p>
       <w:pPr>
@@ -593,11 +593,29 @@
     <w:p>
       <w:pPr>
         <w:spacing w:line="360" w:lineRule="auto"/>
-        <w:rPr>
-          <w:b/>
-          <w:spacing w:val="20"/>
-        </w:rPr>
-      </w:pPr>
+        <w:jc w:val="both"/>
+        <w:rPr>
+          <w:bCs/>
+          <w:sz w:val="22"/>
+          <w:szCs w:val="22"/>
+        </w:rPr>
+      </w:pPr>
+      <w:r>
+        <w:rPr>
+          <w:bCs/>
+          <w:sz w:val="22"/>
+          <w:szCs w:val="22"/>
+        </w:rPr>
+        <w:t xml:space="preserve">Date: </w:t>
+      </w:r>
+      <w:r>
+        <w:rPr>
+          <w:bCs/>
+          <w:sz w:val="22"/>
+          <w:szCs w:val="22"/>
+        </w:rPr>
+        <w:t>16.04.2023</w:t>
+      </w:r>
     </w:p>
     <w:p>
       <w:pPr>
@@ -615,16 +633,161 @@
           <w:sz w:val="22"/>
           <w:szCs w:val="22"/>
         </w:rPr>
-        <w:t xml:space="preserve">Date: </w:t>
-      </w:r>
-      <w:r>
+        <w:t>Rashidul Hasan Nabil</w:t>
+      </w:r>
+    </w:p>
+    <w:p>
+      <w:pPr>
+        <w:spacing w:line="360" w:lineRule="auto"/>
         <w:rPr>
           <w:bCs/>
           <w:sz w:val="22"/>
           <w:szCs w:val="22"/>
         </w:rPr>
-        <w:t>16.04.2023</w:t>
-      </w:r>
+      </w:pPr>
+      <w:r>
+        <w:rPr>
+          <w:bCs/>
+          <w:sz w:val="22"/>
+          <w:szCs w:val="22"/>
+        </w:rPr>
+        <w:t xml:space="preserve">Lecturer </w:t>
+      </w:r>
+    </w:p>
+    <w:p>
+      <w:pPr>
+        <w:spacing w:line="360" w:lineRule="auto"/>
+        <w:rPr>
+          <w:bCs/>
+          <w:sz w:val="22"/>
+          <w:szCs w:val="22"/>
+        </w:rPr>
+      </w:pPr>
+      <w:r>
+        <w:rPr>
+          <w:bCs/>
+          <w:sz w:val="22"/>
+          <w:szCs w:val="22"/>
+        </w:rPr>
+        <w:t xml:space="preserve">Department of Computer Science </w:t>
+      </w:r>
+    </w:p>
+    <w:p>
+      <w:pPr>
+        <w:spacing w:line="360" w:lineRule="auto"/>
+        <w:rPr>
+          <w:bCs/>
+          <w:sz w:val="22"/>
+          <w:szCs w:val="22"/>
+        </w:rPr>
+      </w:pPr>
+      <w:r>
+        <w:rPr>
+          <w:bCs/>
+          <w:sz w:val="22"/>
+          <w:szCs w:val="22"/>
+        </w:rPr>
+        <w:t xml:space="preserve">Faculty of Science and Technology </w:t>
+      </w:r>
+    </w:p>
+    <w:p>
+      <w:pPr>
+        <w:spacing w:line="360" w:lineRule="auto"/>
+        <w:rPr>
+          <w:bCs/>
+          <w:sz w:val="22"/>
+          <w:szCs w:val="22"/>
+        </w:rPr>
+      </w:pPr>
+      <w:r>
+        <w:rPr>
+          <w:bCs/>
+          <w:sz w:val="22"/>
+          <w:szCs w:val="22"/>
+        </w:rPr>
+        <w:t>American International University Bangladesh</w:t>
+      </w:r>
+    </w:p>
+    <w:p>
+      <w:pPr>
+        <w:spacing w:line="360" w:lineRule="auto"/>
+        <w:rPr>
+          <w:bCs/>
+          <w:sz w:val="22"/>
+          <w:szCs w:val="22"/>
+        </w:rPr>
+      </w:pPr>
+      <w:r>
+        <w:rPr>
+          <w:bCs/>
+          <w:sz w:val="22"/>
+          <w:szCs w:val="22"/>
+        </w:rPr>
+        <w:t>Subject:</w:t>
+      </w:r>
+      <w:r>
+        <w:rPr>
+          <w:bCs/>
+          <w:sz w:val="22"/>
+          <w:szCs w:val="22"/>
+        </w:rPr>
+        <w:t xml:space="preserve"> </w:t>
+      </w:r>
+      <w:r>
+        <w:rPr>
+          <w:b/>
+          <w:bCs/>
+          <w:sz w:val="22"/>
+          <w:szCs w:val="22"/>
+        </w:rPr>
+        <w:t>Submission of Internship Report on IT inte</w:t>
+      </w:r>
+      <w:r>
+        <w:rPr>
+          <w:b/>
+          <w:bCs/>
+          <w:sz w:val="22"/>
+          <w:szCs w:val="22"/>
+        </w:rPr>
+        <w:t xml:space="preserve">rn at Investment Corporation of </w:t>
+      </w:r>
+      <w:r>
+        <w:rPr>
+          <w:b/>
+          <w:bCs/>
+          <w:sz w:val="22"/>
+          <w:szCs w:val="22"/>
+        </w:rPr>
+        <w:t>Bangladesh</w:t>
+      </w:r>
+      <w:r>
+        <w:rPr>
+          <w:b/>
+          <w:bCs/>
+          <w:sz w:val="22"/>
+          <w:szCs w:val="22"/>
+        </w:rPr>
+        <w:t xml:space="preserve"> </w:t>
+      </w:r>
+      <w:r>
+        <w:rPr>
+          <w:b/>
+          <w:bCs/>
+          <w:sz w:val="22"/>
+          <w:szCs w:val="22"/>
+        </w:rPr>
+        <w:t>(ICB).</w:t>
+      </w:r>
+    </w:p>
+    <w:p>
+      <w:pPr>
+        <w:spacing w:line="360" w:lineRule="auto"/>
+        <w:rPr>
+          <w:bCs/>
+          <w:sz w:val="22"/>
+          <w:szCs w:val="22"/>
+        </w:rPr>
+      </w:pPr>
     </w:p>
     <w:p>
       <w:pPr>
@@ -642,161 +805,16 @@
           <w:sz w:val="22"/>
           <w:szCs w:val="22"/>
         </w:rPr>
-        <w:t>Rashidul Hasan Nabil</w:t>
-      </w:r>
-    </w:p>
-    <w:p>
-      <w:pPr>
-        <w:spacing w:line="360" w:lineRule="auto"/>
+        <w:t>Greetings Sir</w:t>
+      </w:r>
+      <w:r>
         <w:rPr>
           <w:bCs/>
           <w:sz w:val="22"/>
           <w:szCs w:val="22"/>
         </w:rPr>
-      </w:pPr>
-      <w:r>
-        <w:rPr>
-          <w:bCs/>
-          <w:sz w:val="22"/>
-          <w:szCs w:val="22"/>
-        </w:rPr>
-        <w:t xml:space="preserve">Lecturer </w:t>
-      </w:r>
-    </w:p>
-    <w:p>
-      <w:pPr>
-        <w:spacing w:line="360" w:lineRule="auto"/>
-        <w:rPr>
-          <w:bCs/>
-          <w:sz w:val="22"/>
-          <w:szCs w:val="22"/>
-        </w:rPr>
-      </w:pPr>
-      <w:r>
-        <w:rPr>
-          <w:bCs/>
-          <w:sz w:val="22"/>
-          <w:szCs w:val="22"/>
-        </w:rPr>
-        <w:t xml:space="preserve">Department of Computer Science </w:t>
-      </w:r>
-    </w:p>
-    <w:p>
-      <w:pPr>
-        <w:spacing w:line="360" w:lineRule="auto"/>
-        <w:rPr>
-          <w:bCs/>
-          <w:sz w:val="22"/>
-          <w:szCs w:val="22"/>
-        </w:rPr>
-      </w:pPr>
-      <w:r>
-        <w:rPr>
-          <w:bCs/>
-          <w:sz w:val="22"/>
-          <w:szCs w:val="22"/>
-        </w:rPr>
-        <w:t xml:space="preserve">Faculty of Science and Technology </w:t>
-      </w:r>
-    </w:p>
-    <w:p>
-      <w:pPr>
-        <w:spacing w:line="360" w:lineRule="auto"/>
-        <w:rPr>
-          <w:bCs/>
-          <w:sz w:val="22"/>
-          <w:szCs w:val="22"/>
-        </w:rPr>
-      </w:pPr>
-      <w:r>
-        <w:rPr>
-          <w:bCs/>
-          <w:sz w:val="22"/>
-          <w:szCs w:val="22"/>
-        </w:rPr>
-        <w:t>American International University Bangladesh</w:t>
-      </w:r>
-    </w:p>
-    <w:p>
-      <w:pPr>
-        <w:spacing w:line="360" w:lineRule="auto"/>
-        <w:rPr>
-          <w:bCs/>
-          <w:sz w:val="22"/>
-          <w:szCs w:val="22"/>
-        </w:rPr>
-      </w:pPr>
-      <w:r>
-        <w:rPr>
-          <w:bCs/>
-          <w:sz w:val="22"/>
-          <w:szCs w:val="22"/>
-        </w:rPr>
-        <w:t>Subject:</w:t>
-      </w:r>
-      <w:r>
-        <w:rPr>
-          <w:bCs/>
-          <w:sz w:val="22"/>
-          <w:szCs w:val="22"/>
-        </w:rPr>
-        <w:t xml:space="preserve"> </w:t>
-      </w:r>
-      <w:r>
-        <w:rPr>
-          <w:b/>
-          <w:bCs/>
-          <w:sz w:val="22"/>
-          <w:szCs w:val="22"/>
-        </w:rPr>
-        <w:t>Submission of Internship Report on IT inte</w:t>
-      </w:r>
-      <w:r>
-        <w:rPr>
-          <w:b/>
-          <w:bCs/>
-          <w:sz w:val="22"/>
-          <w:szCs w:val="22"/>
-        </w:rPr>
-        <w:t xml:space="preserve">rn at Investment Corporation of </w:t>
-      </w:r>
-      <w:r>
-        <w:rPr>
-          <w:b/>
-          <w:bCs/>
-          <w:sz w:val="22"/>
-          <w:szCs w:val="22"/>
-        </w:rPr>
-        <w:t>Bangladesh</w:t>
-      </w:r>
-      <w:r>
-        <w:rPr>
-          <w:b/>
-          <w:bCs/>
-          <w:sz w:val="22"/>
-          <w:szCs w:val="22"/>
-        </w:rPr>
-        <w:t xml:space="preserve"> </w:t>
-      </w:r>
-      <w:r>
-        <w:rPr>
-          <w:b/>
-          <w:bCs/>
-          <w:sz w:val="22"/>
-          <w:szCs w:val="22"/>
-        </w:rPr>
-        <w:t>(ICB).</w:t>
-      </w:r>
-    </w:p>
-    <w:p>
-      <w:pPr>
-        <w:spacing w:line="360" w:lineRule="auto"/>
-        <w:rPr>
-          <w:bCs/>
-          <w:sz w:val="22"/>
-          <w:szCs w:val="22"/>
-        </w:rPr>
-      </w:pPr>
+        <w:t xml:space="preserve">, </w:t>
+      </w:r>
     </w:p>
     <w:p>
       <w:pPr>
@@ -806,6 +824,7 @@
           <w:bCs/>
           <w:sz w:val="22"/>
           <w:szCs w:val="22"/>
+          <w:u w:val="single" w:color="ED7D31" w:themeColor="accent2"/>
         </w:rPr>
       </w:pPr>
       <w:r>
@@ -814,7 +833,7 @@
           <w:sz w:val="22"/>
           <w:szCs w:val="22"/>
         </w:rPr>
-        <w:t>Greetings Sir</w:t>
+        <w:t>The fact that I am able to give my internship affiliation report titled "</w:t>
       </w:r>
       <w:r>
         <w:rPr>
@@ -822,7 +841,237 @@
           <w:sz w:val="22"/>
           <w:szCs w:val="22"/>
         </w:rPr>
-        <w:t xml:space="preserve">, </w:t>
+        <w:t>Internship at Investment Corporation of Bangladesh</w:t>
+      </w:r>
+      <w:r>
+        <w:rPr>
+          <w:bCs/>
+          <w:sz w:val="22"/>
+          <w:szCs w:val="22"/>
+        </w:rPr>
+        <w:t xml:space="preserve">" </w:t>
+      </w:r>
+      <w:r>
+        <w:rPr>
+          <w:bCs/>
+          <w:sz w:val="22"/>
+          <w:szCs w:val="22"/>
+        </w:rPr>
+        <w:t xml:space="preserve">with pride fills me with pride </w:t>
+      </w:r>
+      <w:r>
+        <w:rPr>
+          <w:bCs/>
+          <w:sz w:val="22"/>
+          <w:szCs w:val="22"/>
+        </w:rPr>
+        <w:t>under the supervision of S.M. Serajul Islam, Assistant General Manager of Human Resource Department.</w:t>
+      </w:r>
+      <w:r>
+        <w:rPr>
+          <w:bCs/>
+          <w:sz w:val="22"/>
+          <w:szCs w:val="22"/>
+        </w:rPr>
+        <w:t xml:space="preserve">. This report outlines my achievements to date, my duties, and the experiences I've had while working on my internship project. </w:t>
+      </w:r>
+      <w:r>
+        <w:rPr>
+          <w:bCs/>
+          <w:sz w:val="22"/>
+          <w:szCs w:val="22"/>
+          <w:u w:val="single" w:color="ED7D31" w:themeColor="accent2"/>
+        </w:rPr>
+        <w:t xml:space="preserve">During my </w:t>
+      </w:r>
+      <w:r>
+        <w:rPr>
+          <w:bCs/>
+          <w:sz w:val="22"/>
+          <w:szCs w:val="22"/>
+          <w:u w:val="single" w:color="ED7D31" w:themeColor="accent2"/>
+        </w:rPr>
+        <w:t>internship opportunity</w:t>
+      </w:r>
+      <w:r>
+        <w:rPr>
+          <w:bCs/>
+          <w:sz w:val="22"/>
+          <w:szCs w:val="22"/>
+          <w:u w:val="single" w:color="ED7D31" w:themeColor="accent2"/>
+        </w:rPr>
+        <w:t xml:space="preserve"> at</w:t>
+      </w:r>
+      <w:r>
+        <w:rPr>
+          <w:bCs/>
+          <w:sz w:val="22"/>
+          <w:szCs w:val="22"/>
+          <w:u w:val="single" w:color="ED7D31" w:themeColor="accent2"/>
+        </w:rPr>
+        <w:t xml:space="preserve"> ICB Bank, I got introduced</w:t>
+      </w:r>
+      <w:r>
+        <w:rPr>
+          <w:bCs/>
+          <w:sz w:val="22"/>
+          <w:szCs w:val="22"/>
+          <w:u w:val="single" w:color="ED7D31" w:themeColor="accent2"/>
+        </w:rPr>
+        <w:t xml:space="preserve"> to </w:t>
+      </w:r>
+      <w:r>
+        <w:rPr>
+          <w:bCs/>
+          <w:sz w:val="22"/>
+          <w:szCs w:val="22"/>
+          <w:u w:val="single" w:color="ED7D31" w:themeColor="accent2"/>
+        </w:rPr>
+        <w:t>it’s</w:t>
+      </w:r>
+      <w:r>
+        <w:rPr>
+          <w:bCs/>
+          <w:sz w:val="22"/>
+          <w:szCs w:val="22"/>
+          <w:u w:val="single" w:color="ED7D31" w:themeColor="accent2"/>
+        </w:rPr>
+        <w:t xml:space="preserve"> </w:t>
+      </w:r>
+      <w:r>
+        <w:rPr>
+          <w:bCs/>
+          <w:sz w:val="22"/>
+          <w:szCs w:val="22"/>
+          <w:u w:val="single" w:color="ED7D31" w:themeColor="accent2"/>
+        </w:rPr>
+        <w:t xml:space="preserve">IT services work. </w:t>
+      </w:r>
+      <w:r>
+        <w:rPr>
+          <w:bCs/>
+          <w:sz w:val="22"/>
+          <w:szCs w:val="22"/>
+          <w:u w:val="single" w:color="ED7D31" w:themeColor="accent2"/>
+        </w:rPr>
+        <w:t xml:space="preserve">I got to know SRS doucmentation of fixed deposit system software. </w:t>
+      </w:r>
+      <w:r>
+        <w:rPr>
+          <w:bCs/>
+          <w:sz w:val="22"/>
+          <w:szCs w:val="22"/>
+          <w:u w:val="single" w:color="ED7D31" w:themeColor="accent2"/>
+        </w:rPr>
+        <w:t xml:space="preserve">I gave IT support to </w:t>
+      </w:r>
+      <w:r>
+        <w:rPr>
+          <w:bCs/>
+          <w:sz w:val="22"/>
+          <w:szCs w:val="22"/>
+          <w:u w:val="single" w:color="ED7D31" w:themeColor="accent2"/>
+        </w:rPr>
+        <w:t xml:space="preserve">it’s </w:t>
+      </w:r>
+      <w:r>
+        <w:rPr>
+          <w:bCs/>
+          <w:sz w:val="22"/>
+          <w:szCs w:val="22"/>
+          <w:u w:val="single" w:color="ED7D31" w:themeColor="accent2"/>
+        </w:rPr>
+        <w:t xml:space="preserve">subsidiary company (Asset Management Company Limited). I also set up IP addresses </w:t>
+      </w:r>
+      <w:r>
+        <w:rPr>
+          <w:bCs/>
+          <w:sz w:val="22"/>
+          <w:szCs w:val="22"/>
+          <w:u w:val="single" w:color="ED7D31" w:themeColor="accent2"/>
+        </w:rPr>
+        <w:t xml:space="preserve">to the bank’s </w:t>
+      </w:r>
+      <w:r>
+        <w:rPr>
+          <w:bCs/>
+          <w:sz w:val="22"/>
+          <w:szCs w:val="22"/>
+          <w:u w:val="single" w:color="ED7D31" w:themeColor="accent2"/>
+        </w:rPr>
+        <w:t>different departments’ desktops. Although there were several issues</w:t>
+      </w:r>
+      <w:r>
+        <w:rPr>
+          <w:bCs/>
+          <w:sz w:val="22"/>
+          <w:szCs w:val="22"/>
+          <w:u w:val="single" w:color="ED7D31" w:themeColor="accent2"/>
+        </w:rPr>
+        <w:t xml:space="preserve"> there</w:t>
+      </w:r>
+      <w:r>
+        <w:rPr>
+          <w:bCs/>
+          <w:sz w:val="22"/>
+          <w:szCs w:val="22"/>
+          <w:u w:val="single" w:color="ED7D31" w:themeColor="accent2"/>
+        </w:rPr>
+        <w:t>.</w:t>
+      </w:r>
+      <w:r>
+        <w:rPr>
+          <w:bCs/>
+          <w:sz w:val="22"/>
+          <w:szCs w:val="22"/>
+          <w:u w:val="single" w:color="ED7D31" w:themeColor="accent2"/>
+        </w:rPr>
+        <w:t xml:space="preserve"> </w:t>
+      </w:r>
+      <w:r>
+        <w:rPr>
+          <w:bCs/>
+          <w:sz w:val="22"/>
+          <w:szCs w:val="22"/>
+          <w:u w:val="single" w:color="ED7D31" w:themeColor="accent2"/>
+        </w:rPr>
+        <w:t>My supervisor</w:t>
+      </w:r>
+      <w:r>
+        <w:rPr>
+          <w:bCs/>
+          <w:sz w:val="22"/>
+          <w:szCs w:val="22"/>
+          <w:u w:val="single" w:color="ED7D31" w:themeColor="accent2"/>
+        </w:rPr>
+        <w:t>s were</w:t>
+      </w:r>
+      <w:r>
+        <w:rPr>
+          <w:bCs/>
+          <w:sz w:val="22"/>
+          <w:szCs w:val="22"/>
+          <w:u w:val="single" w:color="ED7D31" w:themeColor="accent2"/>
+        </w:rPr>
+        <w:t xml:space="preserve"> open-minded and let me interact freely with the trainees</w:t>
+      </w:r>
+      <w:r>
+        <w:rPr>
+          <w:bCs/>
+          <w:sz w:val="22"/>
+          <w:szCs w:val="22"/>
+          <w:u w:val="single" w:color="ED7D31" w:themeColor="accent2"/>
+        </w:rPr>
+        <w:t>.</w:t>
+      </w:r>
+      <w:r>
+        <w:rPr>
+          <w:bCs/>
+          <w:sz w:val="22"/>
+          <w:szCs w:val="22"/>
+          <w:u w:val="single" w:color="ED7D31" w:themeColor="accent2"/>
+        </w:rPr>
+        <w:t xml:space="preserve"> I believe that the experience I've had has greatly served its intended purpose. I express my sincere gratitude for the opportunity to report on this subject. I correctly comprehended and carried out my obligations, and finished my paper within the allotted time frame.</w:t>
       </w:r>
     </w:p>
     <w:p>
@@ -841,47 +1090,7 @@
           <w:sz w:val="22"/>
           <w:szCs w:val="22"/>
         </w:rPr>
-        <w:t>The fact that I am able to give my internship affiliation report titled "</w:t>
-      </w:r>
-      <w:r>
-        <w:rPr>
-          <w:bCs/>
-          <w:sz w:val="22"/>
-          <w:szCs w:val="22"/>
-        </w:rPr>
-        <w:t>Internship at Investment Corporation of Bangladesh</w:t>
-      </w:r>
-      <w:r>
-        <w:rPr>
-          <w:bCs/>
-          <w:sz w:val="22"/>
-          <w:szCs w:val="22"/>
-        </w:rPr>
-        <w:t xml:space="preserve">" </w:t>
-      </w:r>
-      <w:r>
-        <w:rPr>
-          <w:bCs/>
-          <w:sz w:val="22"/>
-          <w:szCs w:val="22"/>
-        </w:rPr>
-        <w:t xml:space="preserve">with pride fills me with pride </w:t>
-      </w:r>
-      <w:r>
-        <w:rPr>
-          <w:bCs/>
-          <w:sz w:val="22"/>
-          <w:szCs w:val="22"/>
-        </w:rPr>
-        <w:t>under the supervision of S.M. Serajul Islam, Assistant General Manager of Human Resource Department.</w:t>
-      </w:r>
-      <w:r>
-        <w:rPr>
-          <w:bCs/>
-          <w:sz w:val="22"/>
-          <w:szCs w:val="22"/>
-        </w:rPr>
-        <w:t xml:space="preserve">. This report outlines my achievements to date, my duties, and the experiences I've had while working on my internship project. </w:t>
+        <w:t>I am delighted and privileged to be a part of this internship program, and I would want to convey my appreciation to you and my honorable office managers for giving me this chance.</w:t>
       </w:r>
     </w:p>
     <w:p>
@@ -894,178 +1103,6 @@
           <w:szCs w:val="22"/>
         </w:rPr>
       </w:pPr>
-    </w:p>
-    <w:p>
-      <w:pPr>
-        <w:spacing w:line="360" w:lineRule="auto"/>
-        <w:jc w:val="both"/>
-        <w:rPr>
-          <w:bCs/>
-          <w:sz w:val="22"/>
-          <w:szCs w:val="22"/>
-          <w:u w:val="single" w:color="ED7D31" w:themeColor="accent2"/>
-        </w:rPr>
-      </w:pPr>
-      <w:r>
-        <w:rPr>
-          <w:bCs/>
-          <w:sz w:val="22"/>
-          <w:szCs w:val="22"/>
-          <w:u w:val="single" w:color="ED7D31" w:themeColor="accent2"/>
-        </w:rPr>
-        <w:t>During my time at</w:t>
-      </w:r>
-      <w:r>
-        <w:rPr>
-          <w:bCs/>
-          <w:sz w:val="22"/>
-          <w:szCs w:val="22"/>
-          <w:u w:val="single" w:color="ED7D31" w:themeColor="accent2"/>
-        </w:rPr>
-        <w:t xml:space="preserve"> Investment Corporation of Bangladesh (ICB Bank), I got introduced</w:t>
-      </w:r>
-      <w:r>
-        <w:rPr>
-          <w:bCs/>
-          <w:sz w:val="22"/>
-          <w:szCs w:val="22"/>
-          <w:u w:val="single" w:color="ED7D31" w:themeColor="accent2"/>
-        </w:rPr>
-        <w:t xml:space="preserve"> to </w:t>
-      </w:r>
-      <w:r>
-        <w:rPr>
-          <w:bCs/>
-          <w:sz w:val="22"/>
-          <w:szCs w:val="22"/>
-          <w:u w:val="single" w:color="ED7D31" w:themeColor="accent2"/>
-        </w:rPr>
-        <w:t xml:space="preserve">the IT sector </w:t>
-      </w:r>
-      <w:r>
-        <w:rPr>
-          <w:sz w:val="22"/>
-          <w:szCs w:val="22"/>
-          <w:u w:val="single" w:color="ED7D31" w:themeColor="accent2"/>
-        </w:rPr>
-        <w:t>of the institution</w:t>
-      </w:r>
-      <w:r>
-        <w:rPr>
-          <w:bCs/>
-          <w:sz w:val="22"/>
-          <w:szCs w:val="22"/>
-          <w:u w:val="single" w:color="ED7D31" w:themeColor="accent2"/>
-        </w:rPr>
-        <w:t xml:space="preserve">. </w:t>
-      </w:r>
-    </w:p>
-    <w:p>
-      <w:pPr>
-        <w:spacing w:line="360" w:lineRule="auto"/>
-        <w:jc w:val="both"/>
-        <w:rPr>
-          <w:bCs/>
-          <w:sz w:val="22"/>
-          <w:szCs w:val="22"/>
-        </w:rPr>
-      </w:pPr>
-    </w:p>
-    <w:p>
-      <w:pPr>
-        <w:spacing w:line="360" w:lineRule="auto"/>
-        <w:jc w:val="both"/>
-        <w:rPr>
-          <w:bCs/>
-          <w:sz w:val="22"/>
-          <w:szCs w:val="22"/>
-        </w:rPr>
-      </w:pPr>
-      <w:r>
-        <w:rPr>
-          <w:bCs/>
-          <w:sz w:val="22"/>
-          <w:szCs w:val="22"/>
-        </w:rPr>
-        <w:t xml:space="preserve"> </w:t>
-      </w:r>
-      <w:r>
-        <w:rPr>
-          <w:bCs/>
-          <w:sz w:val="22"/>
-          <w:szCs w:val="22"/>
-        </w:rPr>
-        <w:t>I had done everything in my ability to complete the tasks I was given in the allotted time. This entire report serves as evidence of the amazing opportunities I had</w:t>
-      </w:r>
-      <w:r>
-        <w:rPr>
-          <w:bCs/>
-          <w:sz w:val="22"/>
-          <w:szCs w:val="22"/>
-        </w:rPr>
-        <w:t xml:space="preserve"> while working as</w:t>
-      </w:r>
-      <w:r>
-        <w:rPr>
-          <w:bCs/>
-          <w:sz w:val="22"/>
-          <w:szCs w:val="22"/>
-        </w:rPr>
-        <w:t xml:space="preserve"> </w:t>
-      </w:r>
-      <w:r>
-        <w:rPr>
-          <w:bCs/>
-          <w:sz w:val="22"/>
-          <w:szCs w:val="22"/>
-        </w:rPr>
-        <w:t>an</w:t>
-      </w:r>
-      <w:r>
-        <w:rPr>
-          <w:bCs/>
-          <w:sz w:val="22"/>
-          <w:szCs w:val="22"/>
-        </w:rPr>
-        <w:t xml:space="preserve"> Intern. </w:t>
-      </w:r>
-      <w:r>
-        <w:rPr>
-          <w:bCs/>
-          <w:sz w:val="22"/>
-          <w:szCs w:val="22"/>
-        </w:rPr>
-        <w:t>I would want to show my grati</w:t>
-      </w:r>
-      <w:bookmarkStart w:id="0" w:name="_GoBack"/>
-      <w:bookmarkEnd w:id="0"/>
-      <w:r>
-        <w:rPr>
-          <w:bCs/>
-          <w:sz w:val="22"/>
-          <w:szCs w:val="22"/>
-        </w:rPr>
-        <w:t>tude to everyone who has helped me during my internship.</w:t>
-      </w:r>
-    </w:p>
-    <w:p>
-      <w:pPr>
-        <w:spacing w:line="360" w:lineRule="auto"/>
-        <w:jc w:val="both"/>
-        <w:rPr>
-          <w:bCs/>
-          <w:sz w:val="22"/>
-          <w:szCs w:val="22"/>
-        </w:rPr>
-      </w:pPr>
-      <w:r>
-        <w:rPr>
-          <w:bCs/>
-          <w:sz w:val="22"/>
-          <w:szCs w:val="22"/>
-        </w:rPr>
-        <w:t>I am delighted and privileged to be a part of this internship program, and I would want to convey my appreciation to you and my honorable office managers for giving me this chance.</w:t>
-      </w:r>
     </w:p>
     <w:p>
       <w:pPr>
@@ -1142,7 +1179,7 @@
           </mc:Choice>
           <mc:Fallback>
             <w:pict>
-              <v:line w14:anchorId="66FD9F19" id="Straight Connector 5" o:spid="_x0000_s1026" style="position:absolute;z-index:251658240;visibility:visible;mso-wrap-style:square;mso-width-percent:0;mso-height-percent:0;mso-wrap-distance-left:9pt;mso-wrap-distance-top:0;mso-wrap-distance-right:9pt;mso-wrap-distance-bottom:0;mso-position-horizontal:absolute;mso-position-horizontal-relative:text;mso-position-vertical:absolute;mso-position-vertical-relative:text;mso-width-percent:0;mso-height-percent:0;mso-width-relative:margin;mso-height-relative:margin" from="-3pt,11.8pt" to="140.4pt,11.8pt" o:gfxdata="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" strokecolor="black [3200]" strokeweight=".5pt">
+              <v:line w14:anchorId="7510E467" id="Straight Connector 5" o:spid="_x0000_s1026" style="position:absolute;z-index:251658240;visibility:visible;mso-wrap-style:square;mso-width-percent:0;mso-height-percent:0;mso-wrap-distance-left:9pt;mso-wrap-distance-top:0;mso-wrap-distance-right:9pt;mso-wrap-distance-bottom:0;mso-position-horizontal:absolute;mso-position-horizontal-relative:text;mso-position-vertical:absolute;mso-position-vertical-relative:text;mso-width-percent:0;mso-height-percent:0;mso-width-relative:margin;mso-height-relative:margin" from="-3pt,11.8pt" to="140.4pt,11.8pt" o:gfxdata="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" strokecolor="black [3200]" strokeweight=".5pt">
                 <v:stroke joinstyle="miter"/>
               </v:line>
             </w:pict>
@@ -1240,7 +1277,7 @@
           <w:szCs w:val="22"/>
         </w:rPr>
       </w:pPr>
-      <w:bookmarkStart w:id="1" w:name="_Hlk88916076"/>
+      <w:bookmarkStart w:id="0" w:name="_Hlk88916076"/>
       <w:r>
         <w:rPr>
           <w:color w:val="0E101A"/>
@@ -1278,7 +1315,7 @@
         <w:t>American International University of Bangladesh</w:t>
       </w:r>
     </w:p>
-    <w:bookmarkEnd w:id="1"/>
+    <w:bookmarkEnd w:id="0"/>
     <w:p>
       <w:pPr>
         <w:spacing w:after="120" w:line="276" w:lineRule="auto"/>
@@ -2066,19 +2103,16 @@
                 <w:sz w:val="22"/>
                 <w:szCs w:val="22"/>
               </w:rPr>
-              <w:t>Associate Professor</w:t>
+              <w:t>Associate Professor &amp; Special Assistant [OSA]</w:t>
             </w:r>
-          </w:p>
-          <w:p>
-            <w:pPr>
-              <w:spacing w:line="276" w:lineRule="auto"/>
-              <w:jc w:val="center"/>
+            <w:r>
               <w:rPr>
                 <w:color w:val="000000"/>
                 <w:sz w:val="22"/>
                 <w:szCs w:val="22"/>
               </w:rPr>
-            </w:pPr>
+              <w:t xml:space="preserve"> </w:t>
+            </w:r>
             <w:r>
               <w:rPr>
                 <w:color w:val="000000"/>
@@ -2467,7 +2501,7 @@
           <w:sz w:val="22"/>
           <w:szCs w:val="22"/>
         </w:rPr>
-        <w:t>Technology,</w:t>
+        <w:t>Technology</w:t>
       </w:r>
       <w:r>
         <w:rPr>
@@ -2477,7 +2511,7 @@
           <w:sz w:val="22"/>
           <w:szCs w:val="22"/>
         </w:rPr>
-        <w:t xml:space="preserve"> American</w:t>
+        <w:t>,</w:t>
       </w:r>
       <w:r>
         <w:rPr>
@@ -2487,7 +2521,7 @@
           <w:sz w:val="22"/>
           <w:szCs w:val="22"/>
         </w:rPr>
-        <w:t xml:space="preserve"> International University-Bangladesh (AIUB)</w:t>
+        <w:t xml:space="preserve"> (AIUB)</w:t>
       </w:r>
       <w:r>
         <w:rPr>
@@ -2563,7 +2597,88 @@
           <w:sz w:val="22"/>
           <w:szCs w:val="22"/>
         </w:rPr>
-        <w:t>I am very much thankful to “</w:t>
+        <w:t xml:space="preserve">I am very much thankful to </w:t>
+      </w:r>
+      <w:r>
+        <w:rPr>
+          <w:sz w:val="22"/>
+          <w:szCs w:val="22"/>
+        </w:rPr>
+        <w:t xml:space="preserve">my organization supervisor </w:t>
+      </w:r>
+      <w:r>
+        <w:rPr>
+          <w:b/>
+          <w:sz w:val="22"/>
+          <w:szCs w:val="22"/>
+          <w:lang w:val="en-GB"/>
+        </w:rPr>
+        <w:t>S.M. Serajul Islam</w:t>
+      </w:r>
+      <w:r>
+        <w:rPr>
+          <w:sz w:val="22"/>
+          <w:szCs w:val="22"/>
+        </w:rPr>
+        <w:t xml:space="preserve">, Assistant General Manager of </w:t>
+      </w:r>
+      <w:r>
+        <w:rPr>
+          <w:sz w:val="22"/>
+          <w:szCs w:val="22"/>
+        </w:rPr>
+        <w:t>H</w:t>
+      </w:r>
+      <w:r>
+        <w:rPr>
+          <w:sz w:val="22"/>
+          <w:szCs w:val="22"/>
+        </w:rPr>
+        <w:t xml:space="preserve">uman </w:t>
+      </w:r>
+      <w:r>
+        <w:rPr>
+          <w:sz w:val="22"/>
+          <w:szCs w:val="22"/>
+        </w:rPr>
+        <w:t>R</w:t>
+      </w:r>
+      <w:r>
+        <w:rPr>
+          <w:sz w:val="22"/>
+          <w:szCs w:val="22"/>
+        </w:rPr>
+        <w:t xml:space="preserve">esource </w:t>
+      </w:r>
+      <w:r>
+        <w:rPr>
+          <w:sz w:val="22"/>
+          <w:szCs w:val="22"/>
+        </w:rPr>
+        <w:t>D</w:t>
+      </w:r>
+      <w:r>
+        <w:rPr>
+          <w:sz w:val="22"/>
+          <w:szCs w:val="22"/>
+        </w:rPr>
+        <w:t xml:space="preserve">epartment, </w:t>
+      </w:r>
+      <w:r>
+        <w:rPr>
+          <w:i/>
+          <w:sz w:val="22"/>
+          <w:szCs w:val="22"/>
+        </w:rPr>
+        <w:t>Investment Corporation of Bangladesh</w:t>
+      </w:r>
+      <w:r>
+        <w:rPr>
+          <w:i/>
+          <w:sz w:val="22"/>
+          <w:szCs w:val="22"/>
+        </w:rPr>
+        <w:t xml:space="preserve"> </w:t>
       </w:r>
       <w:r>
         <w:rPr>
@@ -2573,7 +2688,7 @@
           <w:sz w:val="22"/>
           <w:szCs w:val="22"/>
         </w:rPr>
-        <w:t>Akaar It Ltd</w:t>
+        <w:t xml:space="preserve">for giving me this opportunity. </w:t>
       </w:r>
       <w:r>
         <w:rPr>
@@ -2583,7 +2698,7 @@
           <w:sz w:val="22"/>
           <w:szCs w:val="22"/>
         </w:rPr>
-        <w:t xml:space="preserve">.” for giving me this opportunity. </w:t>
+        <w:t>I want to thank each and every one of the representatives for their friendly and accommodating attitudes. I am also grateful for the chance to interact with so many wonderful people and experts who mentored me</w:t>
       </w:r>
       <w:r>
         <w:rPr>
@@ -2593,7 +2708,7 @@
           <w:sz w:val="22"/>
           <w:szCs w:val="22"/>
         </w:rPr>
-        <w:t>I want to thank each and every one of the representatives for their friendly and accommodating attitudes. I am also grateful for the chance to interact with so many wonderful people and experts who mentored me</w:t>
+        <w:t xml:space="preserve"> </w:t>
       </w:r>
       <w:r>
         <w:rPr>
@@ -2603,9 +2718,13 @@
           <w:sz w:val="22"/>
           <w:szCs w:val="22"/>
         </w:rPr>
-        <w:t xml:space="preserve"> </w:t>
-      </w:r>
-      <w:r>
+        <w:t>over the course of my three-month internship.</w:t>
+      </w:r>
+    </w:p>
+    <w:p>
+      <w:pPr>
+        <w:spacing w:line="360" w:lineRule="auto"/>
+        <w:jc w:val="both"/>
         <w:rPr>
           <w:rFonts w:eastAsia="Calibri"/>
           <w:iCs/>
@@ -2613,8 +2732,7 @@
           <w:sz w:val="22"/>
           <w:szCs w:val="22"/>
         </w:rPr>
-        <w:t>over the course of my three-month internship.</w:t>
-      </w:r>
+      </w:pPr>
     </w:p>
     <w:p>
       <w:pPr>
@@ -2628,10 +2746,7 @@
           <w:szCs w:val="22"/>
         </w:rPr>
       </w:pPr>
-    </w:p>
-    <w:p>
-      <w:pPr>
-        <w:spacing w:line="360" w:lineRule="auto"/>
+      <w:r>
         <w:rPr>
           <w:rFonts w:eastAsia="Calibri"/>
           <w:iCs/>
@@ -2639,7 +2754,19 @@
           <w:sz w:val="22"/>
           <w:szCs w:val="22"/>
         </w:rPr>
-      </w:pPr>
+        <w:t xml:space="preserve">I owe a debt of thanks to the IT team members as well, specifically </w:t>
+      </w:r>
+      <w:r>
+        <w:rPr>
+          <w:rFonts w:eastAsia="Calibri"/>
+          <w:b/>
+          <w:iCs/>
+          <w:color w:val="000000"/>
+          <w:sz w:val="22"/>
+          <w:szCs w:val="22"/>
+        </w:rPr>
+        <w:t>Nitish Ranjan Bhowmik</w:t>
+      </w:r>
       <w:r>
         <w:rPr>
           <w:rFonts w:eastAsia="Calibri"/>
@@ -2648,9 +2775,13 @@
           <w:sz w:val="22"/>
           <w:szCs w:val="22"/>
         </w:rPr>
-        <w:t>For making this journey possible with the organization, I would want to take this opportunity to</w:t>
-      </w:r>
-      <w:r>
+        <w:t xml:space="preserve">, Assistant Programmer, Investment Corporation of Bangladesh, who provided me with invaluable assistance during the project's development as well as with technical challenges. </w:t>
+      </w:r>
+    </w:p>
+    <w:p>
+      <w:pPr>
+        <w:spacing w:line="360" w:lineRule="auto"/>
+        <w:jc w:val="both"/>
         <w:rPr>
           <w:rFonts w:eastAsia="Calibri"/>
           <w:iCs/>
@@ -2658,9 +2789,12 @@
           <w:sz w:val="22"/>
           <w:szCs w:val="22"/>
         </w:rPr>
-        <w:t xml:space="preserve"> </w:t>
-      </w:r>
-      <w:r>
+      </w:pPr>
+    </w:p>
+    <w:p>
+      <w:pPr>
+        <w:spacing w:line="360" w:lineRule="auto"/>
+        <w:jc w:val="both"/>
         <w:rPr>
           <w:rFonts w:eastAsia="Calibri"/>
           <w:iCs/>
@@ -2668,8 +2802,7 @@
           <w:sz w:val="22"/>
           <w:szCs w:val="22"/>
         </w:rPr>
-        <w:t xml:space="preserve">thank </w:t>
-      </w:r>
+      </w:pPr>
       <w:r>
         <w:rPr>
           <w:rFonts w:eastAsia="Calibri"/>
@@ -2678,7 +2811,18 @@
           <w:sz w:val="22"/>
           <w:szCs w:val="22"/>
         </w:rPr>
-        <w:t>Sheikh Rifat</w:t>
+        <w:t xml:space="preserve">I also want to thank </w:t>
+      </w:r>
+      <w:r>
+        <w:rPr>
+          <w:rFonts w:eastAsia="Calibri"/>
+          <w:b/>
+          <w:iCs/>
+          <w:color w:val="000000"/>
+          <w:sz w:val="22"/>
+          <w:szCs w:val="22"/>
+        </w:rPr>
+        <w:t>Md. Hafijur Rahman</w:t>
       </w:r>
       <w:r>
         <w:rPr>
@@ -2688,9 +2832,13 @@
           <w:sz w:val="22"/>
           <w:szCs w:val="22"/>
         </w:rPr>
-        <w:t xml:space="preserve">, </w:t>
-      </w:r>
-      <w:r>
+        <w:t>, Assistant Programmer, Data Administrator, and MIS Department, who despite having a busy schedule made the time to explain to us how the government'scell affects people's lives.</w:t>
+      </w:r>
+    </w:p>
+    <w:p>
+      <w:pPr>
+        <w:spacing w:line="360" w:lineRule="auto"/>
+        <w:jc w:val="both"/>
         <w:rPr>
           <w:rFonts w:eastAsia="Calibri"/>
           <w:iCs/>
@@ -2698,9 +2846,12 @@
           <w:sz w:val="22"/>
           <w:szCs w:val="22"/>
         </w:rPr>
-        <w:t xml:space="preserve">CMO </w:t>
-      </w:r>
-      <w:r>
+      </w:pPr>
+    </w:p>
+    <w:p>
+      <w:pPr>
+        <w:spacing w:line="360" w:lineRule="auto"/>
+        <w:jc w:val="both"/>
         <w:rPr>
           <w:rFonts w:eastAsia="Calibri"/>
           <w:iCs/>
@@ -2708,8 +2859,7 @@
           <w:sz w:val="22"/>
           <w:szCs w:val="22"/>
         </w:rPr>
-        <w:t>, for warmly welcoming me to the</w:t>
-      </w:r>
+      </w:pPr>
       <w:r>
         <w:rPr>
           <w:rFonts w:eastAsia="Calibri"/>
@@ -2718,7 +2868,19 @@
           <w:sz w:val="22"/>
           <w:szCs w:val="22"/>
         </w:rPr>
-        <w:t xml:space="preserve"> </w:t>
+        <w:t xml:space="preserve">I got advices directly from </w:t>
+      </w:r>
+      <w:r>
+        <w:rPr>
+          <w:rFonts w:eastAsia="Calibri"/>
+          <w:b/>
+          <w:bCs/>
+          <w:iCs/>
+          <w:color w:val="000000"/>
+          <w:sz w:val="22"/>
+          <w:szCs w:val="22"/>
+        </w:rPr>
+        <w:t>Md. Kamrul Hasan</w:t>
       </w:r>
       <w:r>
         <w:rPr>
@@ -2728,13 +2890,22 @@
           <w:sz w:val="22"/>
           <w:szCs w:val="22"/>
         </w:rPr>
-        <w:t>internship.</w:t>
-      </w:r>
-    </w:p>
-    <w:p>
-      <w:pPr>
-        <w:spacing w:line="360" w:lineRule="auto"/>
-        <w:jc w:val="both"/>
+        <w:t xml:space="preserve">, Senior System Analyst, Programming department, </w:t>
+      </w:r>
+      <w:bookmarkStart w:id="1" w:name="_Hlk131547882"/>
+      <w:r>
+        <w:rPr>
+          <w:rFonts w:eastAsia="Calibri"/>
+          <w:i/>
+          <w:iCs/>
+          <w:color w:val="000000"/>
+          <w:sz w:val="22"/>
+          <w:szCs w:val="22"/>
+        </w:rPr>
+        <w:t>Investment Corporation of Bangladesh</w:t>
+      </w:r>
+      <w:bookmarkEnd w:id="1"/>
+      <w:r>
         <w:rPr>
           <w:rFonts w:eastAsia="Calibri"/>
           <w:iCs/>
@@ -2742,7 +2913,8 @@
           <w:sz w:val="22"/>
           <w:szCs w:val="22"/>
         </w:rPr>
-      </w:pPr>
+        <w:t>. Here, with daily reporting along with mental and professional support enhances my experience in the internship life.</w:t>
+      </w:r>
     </w:p>
     <w:p>
       <w:pPr>
@@ -2756,7 +2928,11 @@
           <w:szCs w:val="22"/>
         </w:rPr>
       </w:pPr>
-      <w:r>
+    </w:p>
+    <w:p>
+      <w:pPr>
+        <w:spacing w:line="360" w:lineRule="auto"/>
+        <w:jc w:val="both"/>
         <w:rPr>
           <w:rFonts w:eastAsia="Calibri"/>
           <w:iCs/>
@@ -2764,8 +2940,7 @@
           <w:sz w:val="22"/>
           <w:szCs w:val="22"/>
         </w:rPr>
-        <w:t>I</w:t>
-      </w:r>
+      </w:pPr>
       <w:r>
         <w:rPr>
           <w:rFonts w:eastAsia="Calibri"/>
@@ -2774,7 +2949,7 @@
           <w:sz w:val="22"/>
           <w:szCs w:val="22"/>
         </w:rPr>
-        <w:t>’</w:t>
+        <w:t xml:space="preserve">Last but not least, I want to thank all of the department heads and staff at the </w:t>
       </w:r>
       <w:r>
         <w:rPr>
@@ -2784,7 +2959,7 @@
           <w:sz w:val="22"/>
           <w:szCs w:val="22"/>
         </w:rPr>
-        <w:t xml:space="preserve">d also like to thank </w:t>
+        <w:t>ICB bank</w:t>
       </w:r>
       <w:r>
         <w:rPr>
@@ -2794,9 +2969,13 @@
           <w:sz w:val="22"/>
           <w:szCs w:val="22"/>
         </w:rPr>
-        <w:t>Mohammad Ashiq</w:t>
-      </w:r>
-      <w:r>
+        <w:t xml:space="preserve"> for their thoughtful and priceless advice, which was very helpful for both my theoretical and practical studies.</w:t>
+      </w:r>
+    </w:p>
+    <w:p>
+      <w:pPr>
+        <w:spacing w:line="360" w:lineRule="auto"/>
+        <w:jc w:val="both"/>
         <w:rPr>
           <w:rFonts w:eastAsia="Calibri"/>
           <w:iCs/>
@@ -2804,136 +2983,16 @@
           <w:sz w:val="22"/>
           <w:szCs w:val="22"/>
         </w:rPr>
-        <w:t xml:space="preserve">, </w:t>
-      </w:r>
-      <w:r>
-        <w:rPr>
-          <w:rFonts w:eastAsia="Calibri"/>
-          <w:iCs/>
-          <w:color w:val="000000"/>
-          <w:sz w:val="22"/>
-          <w:szCs w:val="22"/>
-        </w:rPr>
-        <w:t xml:space="preserve">CTO </w:t>
-      </w:r>
-      <w:r>
-        <w:rPr>
-          <w:rFonts w:eastAsia="Calibri"/>
-          <w:iCs/>
-          <w:color w:val="000000"/>
-          <w:sz w:val="22"/>
-          <w:szCs w:val="22"/>
-        </w:rPr>
-        <w:t>, despite his hectic schedule, took the time to listen, guide, and keep me on track during the</w:t>
-      </w:r>
-      <w:r>
-        <w:rPr>
-          <w:rFonts w:eastAsia="Calibri"/>
-          <w:iCs/>
-          <w:color w:val="000000"/>
-          <w:sz w:val="22"/>
-          <w:szCs w:val="22"/>
-        </w:rPr>
-        <w:t xml:space="preserve"> </w:t>
-      </w:r>
-      <w:r>
-        <w:rPr>
-          <w:rFonts w:eastAsia="Calibri"/>
-          <w:iCs/>
-          <w:color w:val="000000"/>
-          <w:sz w:val="22"/>
-          <w:szCs w:val="22"/>
-        </w:rPr>
-        <w:t xml:space="preserve">training, as well as allowing me to complete my project at their </w:t>
-      </w:r>
-      <w:r>
-        <w:rPr>
-          <w:rFonts w:eastAsia="Calibri"/>
-          <w:iCs/>
-          <w:color w:val="000000"/>
-          <w:sz w:val="22"/>
-          <w:szCs w:val="22"/>
-        </w:rPr>
-        <w:t>popular Company</w:t>
-      </w:r>
-      <w:r>
-        <w:rPr>
-          <w:rFonts w:eastAsia="Calibri"/>
-          <w:iCs/>
-          <w:color w:val="000000"/>
-          <w:sz w:val="22"/>
-          <w:szCs w:val="22"/>
-        </w:rPr>
-        <w:t>.</w:t>
-      </w:r>
+      </w:pPr>
     </w:p>
     <w:p>
       <w:pPr>
         <w:spacing w:line="360" w:lineRule="auto"/>
         <w:jc w:val="both"/>
         <w:rPr>
-          <w:rFonts w:eastAsia="Calibri"/>
-          <w:iCs/>
-          <w:color w:val="000000"/>
-          <w:sz w:val="22"/>
-          <w:szCs w:val="22"/>
-        </w:rPr>
-      </w:pPr>
-    </w:p>
-    <w:p>
-      <w:pPr>
-        <w:spacing w:line="360" w:lineRule="auto"/>
-        <w:jc w:val="both"/>
-        <w:rPr>
-          <w:rFonts w:eastAsia="Calibri"/>
-          <w:iCs/>
-          <w:color w:val="000000"/>
-          <w:sz w:val="22"/>
-          <w:szCs w:val="22"/>
-        </w:rPr>
-      </w:pPr>
-      <w:r>
-        <w:rPr>
-          <w:rFonts w:eastAsia="Calibri"/>
-          <w:iCs/>
-          <w:color w:val="000000"/>
-          <w:sz w:val="22"/>
-          <w:szCs w:val="22"/>
-        </w:rPr>
-        <w:t>I'm hopeful that this opportunity will help me advance in my career and open up more doors for me in the future. In addition, I want to thank my family, teachers, and other mentors for supporting me.</w:t>
-      </w:r>
-    </w:p>
-    <w:p>
-      <w:pPr>
-        <w:spacing w:line="360" w:lineRule="auto"/>
-        <w:jc w:val="both"/>
-        <w:rPr>
-          <w:rFonts w:eastAsia="Calibri"/>
-          <w:iCs/>
-          <w:color w:val="000000"/>
-          <w:sz w:val="22"/>
-          <w:szCs w:val="22"/>
-        </w:rPr>
-      </w:pPr>
-    </w:p>
-    <w:p>
-      <w:pPr>
-        <w:spacing w:line="360" w:lineRule="auto"/>
-        <w:jc w:val="both"/>
-        <w:rPr>
           <w:rFonts w:ascii="Calibri" w:hAnsi="Calibri"/>
         </w:rPr>
       </w:pPr>
-      <w:r>
-        <w:rPr>
-          <w:rFonts w:eastAsia="Calibri"/>
-          <w:iCs/>
-          <w:color w:val="000000"/>
-          <w:sz w:val="22"/>
-          <w:szCs w:val="22"/>
-        </w:rPr>
-        <w:t>Last but not least, I want to thank all of the department heads and staff at the organization for their thoughtful and priceless advice, which was very helpful for both my theoretical and practical studies.</w:t>
-      </w:r>
       <w:r>
         <w:rPr>
           <w:rFonts w:ascii="Arial" w:eastAsia="Calibri" w:hAnsi="Arial" w:cs="Arial"/>
@@ -4864,10 +4923,14 @@
           <w:szCs w:val="32"/>
         </w:rPr>
       </w:pPr>
-    </w:p>
-    <w:p>
-      <w:pPr>
-        <w:spacing w:after="120" w:line="360" w:lineRule="auto"/>
+      <w:bookmarkStart w:id="2" w:name="_GoBack"/>
+      <w:bookmarkEnd w:id="2"/>
+    </w:p>
+    <w:p>
+      <w:pPr>
+        <w:spacing w:before="120" w:after="120" w:line="360" w:lineRule="auto"/>
+        <w:ind w:left="720"/>
+        <w:contextualSpacing/>
         <w:jc w:val="both"/>
         <w:rPr>
           <w:sz w:val="22"/>
@@ -4879,165 +4942,20 @@
           <w:sz w:val="22"/>
           <w:szCs w:val="22"/>
         </w:rPr>
-        <w:t>The internship is the component of a bachelor's program where a student gets their first taste of the real world of employment. The internship is a student's first experience transitioning from academic study to industrial labor because in a bachelor's program, students mostly learn the theoretical aspects of their studies. For any student, an internship is crucial since it teaches them the fundamentals of industrial jobs, which they will need to launch their careers in any field. A student gains more professional skills, experience, and practical knowledge through an internship, all of which are crucial for success in their future careers.</w:t>
-      </w:r>
-      <w:r>
-        <w:rPr>
-          <w:sz w:val="22"/>
-          <w:szCs w:val="22"/>
-        </w:rPr>
-        <w:t xml:space="preserve"> </w:t>
-      </w:r>
-      <w:r>
-        <w:rPr>
-          <w:sz w:val="22"/>
-          <w:szCs w:val="22"/>
-        </w:rPr>
-        <w:t xml:space="preserve">American International University – Bangladesh (AIUB) has been offering internship in every semester for their students to complete their bachelor degree with the experience of real life working to build up their students future career .As an American International University – Bangladesh (AIUB) student of Computer Science and Engineering program, I have also done my internship to complete my bachelor degree in this </w:t>
-      </w:r>
-      <w:r>
-        <w:rPr>
-          <w:sz w:val="22"/>
-          <w:szCs w:val="22"/>
-        </w:rPr>
-        <w:t>Summer</w:t>
-      </w:r>
-      <w:r>
-        <w:rPr>
-          <w:sz w:val="22"/>
-          <w:szCs w:val="22"/>
-        </w:rPr>
-        <w:t xml:space="preserve"> 2021-2022 semester. </w:t>
-      </w:r>
-      <w:r>
-        <w:rPr>
-          <w:sz w:val="22"/>
-          <w:szCs w:val="22"/>
-        </w:rPr>
-        <w:t>Akaar It Ltd.</w:t>
-      </w:r>
-      <w:r>
-        <w:rPr>
-          <w:sz w:val="22"/>
-          <w:szCs w:val="22"/>
-        </w:rPr>
-        <w:t xml:space="preserve"> gave me the opportunity to complete my internship as an intern </w:t>
-      </w:r>
-      <w:r>
-        <w:rPr>
-          <w:sz w:val="22"/>
-          <w:szCs w:val="22"/>
-        </w:rPr>
-        <w:t>SQA engineer</w:t>
-      </w:r>
-      <w:r>
-        <w:rPr>
-          <w:sz w:val="22"/>
-          <w:szCs w:val="22"/>
-        </w:rPr>
-        <w:t xml:space="preserve"> at </w:t>
-      </w:r>
-      <w:r>
-        <w:rPr>
-          <w:sz w:val="22"/>
-          <w:szCs w:val="22"/>
-        </w:rPr>
-        <w:t>Akaar It</w:t>
-      </w:r>
-      <w:r>
-        <w:rPr>
-          <w:sz w:val="22"/>
-          <w:szCs w:val="22"/>
-        </w:rPr>
-        <w:t xml:space="preserve">. Where I worked in </w:t>
-      </w:r>
-      <w:r>
-        <w:rPr>
-          <w:sz w:val="22"/>
-          <w:szCs w:val="22"/>
-        </w:rPr>
-        <w:t>Software Development department as a SQA</w:t>
-      </w:r>
-      <w:r>
-        <w:rPr>
-          <w:sz w:val="22"/>
-          <w:szCs w:val="22"/>
-        </w:rPr>
-        <w:t xml:space="preserve">. In my whole internship journey, I have </w:t>
-      </w:r>
-      <w:r>
-        <w:rPr>
-          <w:sz w:val="22"/>
-          <w:szCs w:val="22"/>
-        </w:rPr>
-        <w:t xml:space="preserve">Tests many Software and ensured the quality of the software of </w:t>
-      </w:r>
-      <w:r>
-        <w:rPr>
-          <w:sz w:val="22"/>
-          <w:szCs w:val="22"/>
-        </w:rPr>
-        <w:t xml:space="preserve">my internship responsibility. I </w:t>
-      </w:r>
-      <w:r>
-        <w:rPr>
-          <w:sz w:val="22"/>
-          <w:szCs w:val="22"/>
-        </w:rPr>
-        <w:t>tests</w:t>
-      </w:r>
-      <w:r>
-        <w:rPr>
-          <w:sz w:val="22"/>
-          <w:szCs w:val="22"/>
-        </w:rPr>
-        <w:t xml:space="preserve"> th</w:t>
-      </w:r>
-      <w:r>
-        <w:rPr>
-          <w:sz w:val="22"/>
-          <w:szCs w:val="22"/>
-        </w:rPr>
-        <w:t xml:space="preserve">ose projects </w:t>
-      </w:r>
-      <w:r>
-        <w:rPr>
-          <w:sz w:val="22"/>
-          <w:szCs w:val="22"/>
-        </w:rPr>
-        <w:t xml:space="preserve"> with the knowledge</w:t>
-      </w:r>
-      <w:r>
-        <w:rPr>
-          <w:sz w:val="22"/>
-          <w:szCs w:val="22"/>
-        </w:rPr>
-        <w:t xml:space="preserve"> and skills which</w:t>
-      </w:r>
-      <w:r>
-        <w:rPr>
-          <w:sz w:val="22"/>
-          <w:szCs w:val="22"/>
-        </w:rPr>
-        <w:t xml:space="preserve"> I have achieved from my whole bachelor program</w:t>
-      </w:r>
-      <w:r>
-        <w:rPr>
-          <w:sz w:val="22"/>
-          <w:szCs w:val="22"/>
-        </w:rPr>
-        <w:t>.</w:t>
-      </w:r>
-      <w:r>
-        <w:t xml:space="preserve"> </w:t>
-      </w:r>
-      <w:r>
-        <w:rPr>
-          <w:sz w:val="22"/>
-          <w:szCs w:val="22"/>
-        </w:rPr>
-        <w:t>I've gained a lot of knowledge over my internship experience. Since my internship is the final component of my bachelor's degree before I begin my job career, I am really hopeful that I may use all of my internship experiences to advance my job career.</w:t>
-      </w:r>
+        <w:t>A practical job experience like an internship program gives students the chance to put their academic learning to use in practical situations. An internship program enables students to get practical experience in the field of computer science and engineering within the scope of a Bachelor of Science (BSc) degree in Computer Science and Engineering (CSE). Students who participate in internships collaborate with business experts to obtain real-world experience, pick up new skills, and broaden their knowledge in the subject area they have chosen. Depending on the program and the business, internships can be paid or unpaid and range in length from a few weeks to many months. American International University-Bangladesh (AIUB) offers internships to its students to help them complete their last semester of graduation.</w:t>
+      </w:r>
+    </w:p>
+    <w:p>
+      <w:pPr>
+        <w:spacing w:before="120" w:after="120" w:line="360" w:lineRule="auto"/>
+        <w:ind w:left="720"/>
+        <w:contextualSpacing/>
+        <w:jc w:val="both"/>
+        <w:rPr>
+          <w:sz w:val="22"/>
+          <w:szCs w:val="22"/>
+        </w:rPr>
+      </w:pPr>
     </w:p>
     <w:p>
       <w:pPr>
@@ -5241,6 +5159,7 @@
           <w:sz w:val="22"/>
           <w:szCs w:val="22"/>
         </w:rPr>
+        <w:lastRenderedPageBreak/>
         <w:t>Really know the true needs and expectations of customers</w:t>
       </w:r>
     </w:p>
@@ -5555,7 +5474,6 @@
         </w:rPr>
       </w:pPr>
       <w:r>
-        <w:lastRenderedPageBreak/>
         <w:t xml:space="preserve">1.2.1. </w:t>
       </w:r>
       <w:r>
@@ -5670,7 +5588,17 @@
           <w:szCs w:val="22"/>
           <w:shd w:val="clear" w:color="auto" w:fill="FFFFFF"/>
         </w:rPr>
-        <w:t>, specialise in business to the dynamics of the data Technology and code development industry. With the rise in web penetration, growth in smartphone device market, reducing the scale of devices and increase in variety and kinds of mobile devices, we have a tendency to facilitate organizations adapt to the current evolving landscape.</w:t>
+        <w:t xml:space="preserve">, specialise in business to the dynamics of the data Technology and code development industry. With the rise in web penetration, growth in smartphone device </w:t>
+      </w:r>
+      <w:r>
+        <w:rPr>
+          <w:color w:val="000000" w:themeColor="text1"/>
+          <w:sz w:val="22"/>
+          <w:szCs w:val="22"/>
+          <w:shd w:val="clear" w:color="auto" w:fill="FFFFFF"/>
+        </w:rPr>
+        <w:lastRenderedPageBreak/>
+        <w:t>market, reducing the scale of devices and increase in variety and kinds of mobile devices, we have a tendency to facilitate organizations adapt to the current evolving landscape.</w:t>
       </w:r>
     </w:p>
     <w:p>
@@ -6149,7 +6077,6 @@
           <w:sz w:val="28"/>
           <w:szCs w:val="28"/>
         </w:rPr>
-        <w:lastRenderedPageBreak/>
         <w:t xml:space="preserve">1.3. Objective </w:t>
       </w:r>
       <w:r>
@@ -9277,7 +9204,7 @@
 </file>
 
 <file path=word/endnotes.xml><?xml version="1.0" encoding="utf-8"?>
-<w:endnotes xmlns:wpc="http://schemas.microsoft.com/office/word/2010/wordprocessingCanvas" xmlns:cx="http://schemas.microsoft.com/office/drawing/2014/chartex" xmlns:cx1="http://schemas.microsoft.com/office/drawing/2015/9/8/chartex" xmlns:mc="http://schemas.openxmlformats.org/markup-compatibility/2006" xmlns:o="urn:schemas-microsoft-com:office:office" xmlns:r="http://schemas.openxmlformats.org/officeDocument/2006/relationships" xmlns:m="http://schemas.openxmlformats.org/officeDocument/2006/math" xmlns:v="urn:schemas-microsoft-com:vml" xmlns:wp14="http://schemas.microsoft.com/office/word/2010/wordprocessingDrawing" xmlns:wp="http://schemas.openxmlformats.org/drawingml/2006/wordprocessingDrawing" xmlns:w10="urn:schemas-microsoft-com:office:word" xmlns:w="http://schemas.openxmlformats.org/wordprocessingml/2006/main" xmlns:w14="http://schemas.microsoft.com/office/word/2010/wordml" xmlns:w15="http://schemas.microsoft.com/office/word/2012/wordml" xmlns:w16se="http://schemas.microsoft.com/office/word/2015/wordml/symex" xmlns:wpg="http://schemas.microsoft.com/office/word/2010/wordprocessingGroup" xmlns:wpi="http://schemas.microsoft.com/office/word/2010/wordprocessingInk" xmlns:wne="http://schemas.microsoft.com/office/word/2006/wordml" xmlns:wps="http://schemas.microsoft.com/office/word/2010/wordprocessingShape" mc:Ignorable="w14 w15 w16se wp14">
+<w:endnotes xmlns:wpc="http://schemas.microsoft.com/office/word/2010/wordprocessingCanvas" xmlns:cx="http://schemas.microsoft.com/office/drawing/2014/chartex" xmlns:cx1="http://schemas.microsoft.com/office/drawing/2015/9/8/chartex" xmlns:cx2="http://schemas.microsoft.com/office/drawing/2015/10/21/chartex" xmlns:cx3="http://schemas.microsoft.com/office/drawing/2016/5/9/chartex" xmlns:cx4="http://schemas.microsoft.com/office/drawing/2016/5/10/chartex" xmlns:cx5="http://schemas.microsoft.com/office/drawing/2016/5/11/chartex" xmlns:cx6="http://schemas.microsoft.com/office/drawing/2016/5/12/chartex" xmlns:cx7="http://schemas.microsoft.com/office/drawing/2016/5/13/chartex" xmlns:cx8="http://schemas.microsoft.com/office/drawing/2016/5/14/chartex" xmlns:mc="http://schemas.openxmlformats.org/markup-compatibility/2006" xmlns:aink="http://schemas.microsoft.com/office/drawing/2016/ink" xmlns:am3d="http://schemas.microsoft.com/office/drawing/2017/model3d" xmlns:o="urn:schemas-microsoft-com:office:office" xmlns:r="http://schemas.openxmlformats.org/officeDocument/2006/relationships" xmlns:m="http://schemas.openxmlformats.org/officeDocument/2006/math" xmlns:v="urn:schemas-microsoft-com:vml" xmlns:wp14="http://schemas.microsoft.com/office/word/2010/wordprocessingDrawing" xmlns:wp="http://schemas.openxmlformats.org/drawingml/2006/wordprocessingDrawing" xmlns:w10="urn:schemas-microsoft-com:office:word" xmlns:w="http://schemas.openxmlformats.org/wordprocessingml/2006/main" xmlns:w14="http://schemas.microsoft.com/office/word/2010/wordml" xmlns:w15="http://schemas.microsoft.com/office/word/2012/wordml" xmlns:w16cid="http://schemas.microsoft.com/office/word/2016/wordml/cid" xmlns:w16se="http://schemas.microsoft.com/office/word/2015/wordml/symex" xmlns:wpg="http://schemas.microsoft.com/office/word/2010/wordprocessingGroup" xmlns:wpi="http://schemas.microsoft.com/office/word/2010/wordprocessingInk" xmlns:wne="http://schemas.microsoft.com/office/word/2006/wordml" xmlns:wps="http://schemas.microsoft.com/office/word/2010/wordprocessingShape" mc:Ignorable="w14 w15 w16se w16cid wp14">
   <w:endnote w:type="separator" w:id="-1">
     <w:p>
       <w:r>
@@ -9296,7 +9223,7 @@
 </file>
 
 <file path=word/footer1.xml><?xml version="1.0" encoding="utf-8"?>
-<w:ftr xmlns:wpc="http://schemas.microsoft.com/office/word/2010/wordprocessingCanvas" xmlns:cx="http://schemas.microsoft.com/office/drawing/2014/chartex" xmlns:cx1="http://schemas.microsoft.com/office/drawing/2015/9/8/chartex" xmlns:mc="http://schemas.openxmlformats.org/markup-compatibility/2006" xmlns:o="urn:schemas-microsoft-com:office:office" xmlns:r="http://schemas.openxmlformats.org/officeDocument/2006/relationships" xmlns:m="http://schemas.openxmlformats.org/officeDocument/2006/math" xmlns:v="urn:schemas-microsoft-com:vml" xmlns:wp14="http://schemas.microsoft.com/office/word/2010/wordprocessingDrawing" xmlns:wp="http://schemas.openxmlformats.org/drawingml/2006/wordprocessingDrawing" xmlns:w10="urn:schemas-microsoft-com:office:word" xmlns:w="http://schemas.openxmlformats.org/wordprocessingml/2006/main" xmlns:w14="http://schemas.microsoft.com/office/word/2010/wordml" xmlns:w15="http://schemas.microsoft.com/office/word/2012/wordml" xmlns:w16se="http://schemas.microsoft.com/office/word/2015/wordml/symex" xmlns:wpg="http://schemas.microsoft.com/office/word/2010/wordprocessingGroup" xmlns:wpi="http://schemas.microsoft.com/office/word/2010/wordprocessingInk" xmlns:wne="http://schemas.microsoft.com/office/word/2006/wordml" xmlns:wps="http://schemas.microsoft.com/office/word/2010/wordprocessingShape" mc:Ignorable="w14 w15 w16se wp14">
+<w:ftr xmlns:wpc="http://schemas.microsoft.com/office/word/2010/wordprocessingCanvas" xmlns:cx="http://schemas.microsoft.com/office/drawing/2014/chartex" xmlns:cx1="http://schemas.microsoft.com/office/drawing/2015/9/8/chartex" xmlns:cx2="http://schemas.microsoft.com/office/drawing/2015/10/21/chartex" xmlns:cx3="http://schemas.microsoft.com/office/drawing/2016/5/9/chartex" xmlns:cx4="http://schemas.microsoft.com/office/drawing/2016/5/10/chartex" xmlns:cx5="http://schemas.microsoft.com/office/drawing/2016/5/11/chartex" xmlns:cx6="http://schemas.microsoft.com/office/drawing/2016/5/12/chartex" xmlns:cx7="http://schemas.microsoft.com/office/drawing/2016/5/13/chartex" xmlns:cx8="http://schemas.microsoft.com/office/drawing/2016/5/14/chartex" xmlns:mc="http://schemas.openxmlformats.org/markup-compatibility/2006" xmlns:aink="http://schemas.microsoft.com/office/drawing/2016/ink" xmlns:am3d="http://schemas.microsoft.com/office/drawing/2017/model3d" xmlns:o="urn:schemas-microsoft-com:office:office" xmlns:r="http://schemas.openxmlformats.org/officeDocument/2006/relationships" xmlns:m="http://schemas.openxmlformats.org/officeDocument/2006/math" xmlns:v="urn:schemas-microsoft-com:vml" xmlns:wp14="http://schemas.microsoft.com/office/word/2010/wordprocessingDrawing" xmlns:wp="http://schemas.openxmlformats.org/drawingml/2006/wordprocessingDrawing" xmlns:w10="urn:schemas-microsoft-com:office:word" xmlns:w="http://schemas.openxmlformats.org/wordprocessingml/2006/main" xmlns:w14="http://schemas.microsoft.com/office/word/2010/wordml" xmlns:w15="http://schemas.microsoft.com/office/word/2012/wordml" xmlns:w16cid="http://schemas.microsoft.com/office/word/2016/wordml/cid" xmlns:w16se="http://schemas.microsoft.com/office/word/2015/wordml/symex" xmlns:wpg="http://schemas.microsoft.com/office/word/2010/wordprocessingGroup" xmlns:wpi="http://schemas.microsoft.com/office/word/2010/wordprocessingInk" xmlns:wne="http://schemas.microsoft.com/office/word/2006/wordml" xmlns:wps="http://schemas.microsoft.com/office/word/2010/wordprocessingShape" mc:Ignorable="w14 w15 w16se w16cid wp14">
   <w:p>
     <w:pPr>
       <w:pStyle w:val="Footer"/>
@@ -9436,7 +9363,7 @@
 </file>
 
 <file path=word/footer2.xml><?xml version="1.0" encoding="utf-8"?>
-<w:ftr xmlns:wpc="http://schemas.microsoft.com/office/word/2010/wordprocessingCanvas" xmlns:cx="http://schemas.microsoft.com/office/drawing/2014/chartex" xmlns:cx1="http://schemas.microsoft.com/office/drawing/2015/9/8/chartex" xmlns:mc="http://schemas.openxmlformats.org/markup-compatibility/2006" xmlns:o="urn:schemas-microsoft-com:office:office" xmlns:r="http://schemas.openxmlformats.org/officeDocument/2006/relationships" xmlns:m="http://schemas.openxmlformats.org/officeDocument/2006/math" xmlns:v="urn:schemas-microsoft-com:vml" xmlns:wp14="http://schemas.microsoft.com/office/word/2010/wordprocessingDrawing" xmlns:wp="http://schemas.openxmlformats.org/drawingml/2006/wordprocessingDrawing" xmlns:w10="urn:schemas-microsoft-com:office:word" xmlns:w="http://schemas.openxmlformats.org/wordprocessingml/2006/main" xmlns:w14="http://schemas.microsoft.com/office/word/2010/wordml" xmlns:w15="http://schemas.microsoft.com/office/word/2012/wordml" xmlns:w16se="http://schemas.microsoft.com/office/word/2015/wordml/symex" xmlns:wpg="http://schemas.microsoft.com/office/word/2010/wordprocessingGroup" xmlns:wpi="http://schemas.microsoft.com/office/word/2010/wordprocessingInk" xmlns:wne="http://schemas.microsoft.com/office/word/2006/wordml" xmlns:wps="http://schemas.microsoft.com/office/word/2010/wordprocessingShape" mc:Ignorable="w14 w15 w16se wp14">
+<w:ftr xmlns:wpc="http://schemas.microsoft.com/office/word/2010/wordprocessingCanvas" xmlns:cx="http://schemas.microsoft.com/office/drawing/2014/chartex" xmlns:cx1="http://schemas.microsoft.com/office/drawing/2015/9/8/chartex" xmlns:cx2="http://schemas.microsoft.com/office/drawing/2015/10/21/chartex" xmlns:cx3="http://schemas.microsoft.com/office/drawing/2016/5/9/chartex" xmlns:cx4="http://schemas.microsoft.com/office/drawing/2016/5/10/chartex" xmlns:cx5="http://schemas.microsoft.com/office/drawing/2016/5/11/chartex" xmlns:cx6="http://schemas.microsoft.com/office/drawing/2016/5/12/chartex" xmlns:cx7="http://schemas.microsoft.com/office/drawing/2016/5/13/chartex" xmlns:cx8="http://schemas.microsoft.com/office/drawing/2016/5/14/chartex" xmlns:mc="http://schemas.openxmlformats.org/markup-compatibility/2006" xmlns:aink="http://schemas.microsoft.com/office/drawing/2016/ink" xmlns:am3d="http://schemas.microsoft.com/office/drawing/2017/model3d" xmlns:o="urn:schemas-microsoft-com:office:office" xmlns:r="http://schemas.openxmlformats.org/officeDocument/2006/relationships" xmlns:m="http://schemas.openxmlformats.org/officeDocument/2006/math" xmlns:v="urn:schemas-microsoft-com:vml" xmlns:wp14="http://schemas.microsoft.com/office/word/2010/wordprocessingDrawing" xmlns:wp="http://schemas.openxmlformats.org/drawingml/2006/wordprocessingDrawing" xmlns:w10="urn:schemas-microsoft-com:office:word" xmlns:w="http://schemas.openxmlformats.org/wordprocessingml/2006/main" xmlns:w14="http://schemas.microsoft.com/office/word/2010/wordml" xmlns:w15="http://schemas.microsoft.com/office/word/2012/wordml" xmlns:w16cid="http://schemas.microsoft.com/office/word/2016/wordml/cid" xmlns:w16se="http://schemas.microsoft.com/office/word/2015/wordml/symex" xmlns:wpg="http://schemas.microsoft.com/office/word/2010/wordprocessingGroup" xmlns:wpi="http://schemas.microsoft.com/office/word/2010/wordprocessingInk" xmlns:wne="http://schemas.microsoft.com/office/word/2006/wordml" xmlns:wps="http://schemas.microsoft.com/office/word/2010/wordprocessingShape" mc:Ignorable="w14 w15 w16se w16cid wp14">
   <w:p>
     <w:pPr>
       <w:pStyle w:val="Footer"/>
@@ -9576,7 +9503,7 @@
 </file>
 
 <file path=word/footnotes.xml><?xml version="1.0" encoding="utf-8"?>
-<w:footnotes xmlns:wpc="http://schemas.microsoft.com/office/word/2010/wordprocessingCanvas" xmlns:cx="http://schemas.microsoft.com/office/drawing/2014/chartex" xmlns:cx1="http://schemas.microsoft.com/office/drawing/2015/9/8/chartex" xmlns:mc="http://schemas.openxmlformats.org/markup-compatibility/2006" xmlns:o="urn:schemas-microsoft-com:office:office" xmlns:r="http://schemas.openxmlformats.org/officeDocument/2006/relationships" xmlns:m="http://schemas.openxmlformats.org/officeDocument/2006/math" xmlns:v="urn:schemas-microsoft-com:vml" xmlns:wp14="http://schemas.microsoft.com/office/word/2010/wordprocessingDrawing" xmlns:wp="http://schemas.openxmlformats.org/drawingml/2006/wordprocessingDrawing" xmlns:w10="urn:schemas-microsoft-com:office:word" xmlns:w="http://schemas.openxmlformats.org/wordprocessingml/2006/main" xmlns:w14="http://schemas.microsoft.com/office/word/2010/wordml" xmlns:w15="http://schemas.microsoft.com/office/word/2012/wordml" xmlns:w16se="http://schemas.microsoft.com/office/word/2015/wordml/symex" xmlns:wpg="http://schemas.microsoft.com/office/word/2010/wordprocessingGroup" xmlns:wpi="http://schemas.microsoft.com/office/word/2010/wordprocessingInk" xmlns:wne="http://schemas.microsoft.com/office/word/2006/wordml" xmlns:wps="http://schemas.microsoft.com/office/word/2010/wordprocessingShape" mc:Ignorable="w14 w15 w16se wp14">
+<w:footnotes xmlns:wpc="http://schemas.microsoft.com/office/word/2010/wordprocessingCanvas" xmlns:cx="http://schemas.microsoft.com/office/drawing/2014/chartex" xmlns:cx1="http://schemas.microsoft.com/office/drawing/2015/9/8/chartex" xmlns:cx2="http://schemas.microsoft.com/office/drawing/2015/10/21/chartex" xmlns:cx3="http://schemas.microsoft.com/office/drawing/2016/5/9/chartex" xmlns:cx4="http://schemas.microsoft.com/office/drawing/2016/5/10/chartex" xmlns:cx5="http://schemas.microsoft.com/office/drawing/2016/5/11/chartex" xmlns:cx6="http://schemas.microsoft.com/office/drawing/2016/5/12/chartex" xmlns:cx7="http://schemas.microsoft.com/office/drawing/2016/5/13/chartex" xmlns:cx8="http://schemas.microsoft.com/office/drawing/2016/5/14/chartex" xmlns:mc="http://schemas.openxmlformats.org/markup-compatibility/2006" xmlns:aink="http://schemas.microsoft.com/office/drawing/2016/ink" xmlns:am3d="http://schemas.microsoft.com/office/drawing/2017/model3d" xmlns:o="urn:schemas-microsoft-com:office:office" xmlns:r="http://schemas.openxmlformats.org/officeDocument/2006/relationships" xmlns:m="http://schemas.openxmlformats.org/officeDocument/2006/math" xmlns:v="urn:schemas-microsoft-com:vml" xmlns:wp14="http://schemas.microsoft.com/office/word/2010/wordprocessingDrawing" xmlns:wp="http://schemas.openxmlformats.org/drawingml/2006/wordprocessingDrawing" xmlns:w10="urn:schemas-microsoft-com:office:word" xmlns:w="http://schemas.openxmlformats.org/wordprocessingml/2006/main" xmlns:w14="http://schemas.microsoft.com/office/word/2010/wordml" xmlns:w15="http://schemas.microsoft.com/office/word/2012/wordml" xmlns:w16cid="http://schemas.microsoft.com/office/word/2016/wordml/cid" xmlns:w16se="http://schemas.microsoft.com/office/word/2015/wordml/symex" xmlns:wpg="http://schemas.microsoft.com/office/word/2010/wordprocessingGroup" xmlns:wpi="http://schemas.microsoft.com/office/word/2010/wordprocessingInk" xmlns:wne="http://schemas.microsoft.com/office/word/2006/wordml" xmlns:wps="http://schemas.microsoft.com/office/word/2010/wordprocessingShape" mc:Ignorable="w14 w15 w16se w16cid wp14">
   <w:footnote w:type="separator" w:id="-1">
     <w:p>
       <w:r>
@@ -9595,7 +9522,7 @@
 </file>
 
 <file path=word/header1.xml><?xml version="1.0" encoding="utf-8"?>
-<w:hdr xmlns:wpc="http://schemas.microsoft.com/office/word/2010/wordprocessingCanvas" xmlns:cx="http://schemas.microsoft.com/office/drawing/2014/chartex" xmlns:cx1="http://schemas.microsoft.com/office/drawing/2015/9/8/chartex" xmlns:mc="http://schemas.openxmlformats.org/markup-compatibility/2006" xmlns:o="urn:schemas-microsoft-com:office:office" xmlns:r="http://schemas.openxmlformats.org/officeDocument/2006/relationships" xmlns:m="http://schemas.openxmlformats.org/officeDocument/2006/math" xmlns:v="urn:schemas-microsoft-com:vml" xmlns:wp14="http://schemas.microsoft.com/office/word/2010/wordprocessingDrawing" xmlns:wp="http://schemas.openxmlformats.org/drawingml/2006/wordprocessingDrawing" xmlns:w10="urn:schemas-microsoft-com:office:word" xmlns:w="http://schemas.openxmlformats.org/wordprocessingml/2006/main" xmlns:w14="http://schemas.microsoft.com/office/word/2010/wordml" xmlns:w15="http://schemas.microsoft.com/office/word/2012/wordml" xmlns:w16se="http://schemas.microsoft.com/office/word/2015/wordml/symex" xmlns:wpg="http://schemas.microsoft.com/office/word/2010/wordprocessingGroup" xmlns:wpi="http://schemas.microsoft.com/office/word/2010/wordprocessingInk" xmlns:wne="http://schemas.microsoft.com/office/word/2006/wordml" xmlns:wps="http://schemas.microsoft.com/office/word/2010/wordprocessingShape" mc:Ignorable="w14 w15 w16se wp14">
+<w:hdr xmlns:wpc="http://schemas.microsoft.com/office/word/2010/wordprocessingCanvas" xmlns:cx="http://schemas.microsoft.com/office/drawing/2014/chartex" xmlns:cx1="http://schemas.microsoft.com/office/drawing/2015/9/8/chartex" xmlns:cx2="http://schemas.microsoft.com/office/drawing/2015/10/21/chartex" xmlns:cx3="http://schemas.microsoft.com/office/drawing/2016/5/9/chartex" xmlns:cx4="http://schemas.microsoft.com/office/drawing/2016/5/10/chartex" xmlns:cx5="http://schemas.microsoft.com/office/drawing/2016/5/11/chartex" xmlns:cx6="http://schemas.microsoft.com/office/drawing/2016/5/12/chartex" xmlns:cx7="http://schemas.microsoft.com/office/drawing/2016/5/13/chartex" xmlns:cx8="http://schemas.microsoft.com/office/drawing/2016/5/14/chartex" xmlns:mc="http://schemas.openxmlformats.org/markup-compatibility/2006" xmlns:aink="http://schemas.microsoft.com/office/drawing/2016/ink" xmlns:am3d="http://schemas.microsoft.com/office/drawing/2017/model3d" xmlns:o="urn:schemas-microsoft-com:office:office" xmlns:r="http://schemas.openxmlformats.org/officeDocument/2006/relationships" xmlns:m="http://schemas.openxmlformats.org/officeDocument/2006/math" xmlns:v="urn:schemas-microsoft-com:vml" xmlns:wp14="http://schemas.microsoft.com/office/word/2010/wordprocessingDrawing" xmlns:wp="http://schemas.openxmlformats.org/drawingml/2006/wordprocessingDrawing" xmlns:w10="urn:schemas-microsoft-com:office:word" xmlns:w="http://schemas.openxmlformats.org/wordprocessingml/2006/main" xmlns:w14="http://schemas.microsoft.com/office/word/2010/wordml" xmlns:w15="http://schemas.microsoft.com/office/word/2012/wordml" xmlns:w16cid="http://schemas.microsoft.com/office/word/2016/wordml/cid" xmlns:w16se="http://schemas.microsoft.com/office/word/2015/wordml/symex" xmlns:wpg="http://schemas.microsoft.com/office/word/2010/wordprocessingGroup" xmlns:wpi="http://schemas.microsoft.com/office/word/2010/wordprocessingInk" xmlns:wne="http://schemas.microsoft.com/office/word/2006/wordml" xmlns:wps="http://schemas.microsoft.com/office/word/2010/wordprocessingShape" mc:Ignorable="w14 w15 w16se w16cid wp14">
   <w:p>
     <w:pPr>
       <w:pStyle w:val="Header"/>
@@ -9633,7 +9560,7 @@
 </file>
 
 <file path=word/header2.xml><?xml version="1.0" encoding="utf-8"?>
-<w:hdr xmlns:wpc="http://schemas.microsoft.com/office/word/2010/wordprocessingCanvas" xmlns:cx="http://schemas.microsoft.com/office/drawing/2014/chartex" xmlns:cx1="http://schemas.microsoft.com/office/drawing/2015/9/8/chartex" xmlns:mc="http://schemas.openxmlformats.org/markup-compatibility/2006" xmlns:o="urn:schemas-microsoft-com:office:office" xmlns:r="http://schemas.openxmlformats.org/officeDocument/2006/relationships" xmlns:m="http://schemas.openxmlformats.org/officeDocument/2006/math" xmlns:v="urn:schemas-microsoft-com:vml" xmlns:wp14="http://schemas.microsoft.com/office/word/2010/wordprocessingDrawing" xmlns:wp="http://schemas.openxmlformats.org/drawingml/2006/wordprocessingDrawing" xmlns:w10="urn:schemas-microsoft-com:office:word" xmlns:w="http://schemas.openxmlformats.org/wordprocessingml/2006/main" xmlns:w14="http://schemas.microsoft.com/office/word/2010/wordml" xmlns:w15="http://schemas.microsoft.com/office/word/2012/wordml" xmlns:w16se="http://schemas.microsoft.com/office/word/2015/wordml/symex" xmlns:wpg="http://schemas.microsoft.com/office/word/2010/wordprocessingGroup" xmlns:wpi="http://schemas.microsoft.com/office/word/2010/wordprocessingInk" xmlns:wne="http://schemas.microsoft.com/office/word/2006/wordml" xmlns:wps="http://schemas.microsoft.com/office/word/2010/wordprocessingShape" mc:Ignorable="w14 w15 w16se wp14">
+<w:hdr xmlns:wpc="http://schemas.microsoft.com/office/word/2010/wordprocessingCanvas" xmlns:cx="http://schemas.microsoft.com/office/drawing/2014/chartex" xmlns:cx1="http://schemas.microsoft.com/office/drawing/2015/9/8/chartex" xmlns:cx2="http://schemas.microsoft.com/office/drawing/2015/10/21/chartex" xmlns:cx3="http://schemas.microsoft.com/office/drawing/2016/5/9/chartex" xmlns:cx4="http://schemas.microsoft.com/office/drawing/2016/5/10/chartex" xmlns:cx5="http://schemas.microsoft.com/office/drawing/2016/5/11/chartex" xmlns:cx6="http://schemas.microsoft.com/office/drawing/2016/5/12/chartex" xmlns:cx7="http://schemas.microsoft.com/office/drawing/2016/5/13/chartex" xmlns:cx8="http://schemas.microsoft.com/office/drawing/2016/5/14/chartex" xmlns:mc="http://schemas.openxmlformats.org/markup-compatibility/2006" xmlns:aink="http://schemas.microsoft.com/office/drawing/2016/ink" xmlns:am3d="http://schemas.microsoft.com/office/drawing/2017/model3d" xmlns:o="urn:schemas-microsoft-com:office:office" xmlns:r="http://schemas.openxmlformats.org/officeDocument/2006/relationships" xmlns:m="http://schemas.openxmlformats.org/officeDocument/2006/math" xmlns:v="urn:schemas-microsoft-com:vml" xmlns:wp14="http://schemas.microsoft.com/office/word/2010/wordprocessingDrawing" xmlns:wp="http://schemas.openxmlformats.org/drawingml/2006/wordprocessingDrawing" xmlns:w10="urn:schemas-microsoft-com:office:word" xmlns:w="http://schemas.openxmlformats.org/wordprocessingml/2006/main" xmlns:w14="http://schemas.microsoft.com/office/word/2010/wordml" xmlns:w15="http://schemas.microsoft.com/office/word/2012/wordml" xmlns:w16cid="http://schemas.microsoft.com/office/word/2016/wordml/cid" xmlns:w16se="http://schemas.microsoft.com/office/word/2015/wordml/symex" xmlns:wpg="http://schemas.microsoft.com/office/word/2010/wordprocessingGroup" xmlns:wpi="http://schemas.microsoft.com/office/word/2010/wordprocessingInk" xmlns:wne="http://schemas.microsoft.com/office/word/2006/wordml" xmlns:wps="http://schemas.microsoft.com/office/word/2010/wordprocessingShape" mc:Ignorable="w14 w15 w16se w16cid wp14">
   <w:p>
     <w:pPr>
       <w:pStyle w:val="Header"/>
@@ -9671,7 +9598,7 @@
 </file>
 
 <file path=word/numbering.xml><?xml version="1.0" encoding="utf-8"?>
-<w:numbering xmlns:wpc="http://schemas.microsoft.com/office/word/2010/wordprocessingCanvas" xmlns:cx="http://schemas.microsoft.com/office/drawing/2014/chartex" xmlns:cx1="http://schemas.microsoft.com/office/drawing/2015/9/8/chartex" xmlns:mc="http://schemas.openxmlformats.org/markup-compatibility/2006" xmlns:o="urn:schemas-microsoft-com:office:office" xmlns:r="http://schemas.openxmlformats.org/officeDocument/2006/relationships" xmlns:m="http://schemas.openxmlformats.org/officeDocument/2006/math" xmlns:v="urn:schemas-microsoft-com:vml" xmlns:wp14="http://schemas.microsoft.com/office/word/2010/wordprocessingDrawing" xmlns:wp="http://schemas.openxmlformats.org/drawingml/2006/wordprocessingDrawing" xmlns:w10="urn:schemas-microsoft-com:office:word" xmlns:w="http://schemas.openxmlformats.org/wordprocessingml/2006/main" xmlns:w14="http://schemas.microsoft.com/office/word/2010/wordml" xmlns:w15="http://schemas.microsoft.com/office/word/2012/wordml" xmlns:w16se="http://schemas.microsoft.com/office/word/2015/wordml/symex" xmlns:wpg="http://schemas.microsoft.com/office/word/2010/wordprocessingGroup" xmlns:wpi="http://schemas.microsoft.com/office/word/2010/wordprocessingInk" xmlns:wne="http://schemas.microsoft.com/office/word/2006/wordml" xmlns:wps="http://schemas.microsoft.com/office/word/2010/wordprocessingShape" mc:Ignorable="w14 w15 w16se wp14">
+<w:numbering xmlns:wpc="http://schemas.microsoft.com/office/word/2010/wordprocessingCanvas" xmlns:cx="http://schemas.microsoft.com/office/drawing/2014/chartex" xmlns:cx1="http://schemas.microsoft.com/office/drawing/2015/9/8/chartex" xmlns:cx2="http://schemas.microsoft.com/office/drawing/2015/10/21/chartex" xmlns:cx3="http://schemas.microsoft.com/office/drawing/2016/5/9/chartex" xmlns:cx4="http://schemas.microsoft.com/office/drawing/2016/5/10/chartex" xmlns:cx5="http://schemas.microsoft.com/office/drawing/2016/5/11/chartex" xmlns:cx6="http://schemas.microsoft.com/office/drawing/2016/5/12/chartex" xmlns:cx7="http://schemas.microsoft.com/office/drawing/2016/5/13/chartex" xmlns:cx8="http://schemas.microsoft.com/office/drawing/2016/5/14/chartex" xmlns:mc="http://schemas.openxmlformats.org/markup-compatibility/2006" xmlns:aink="http://schemas.microsoft.com/office/drawing/2016/ink" xmlns:am3d="http://schemas.microsoft.com/office/drawing/2017/model3d" xmlns:o="urn:schemas-microsoft-com:office:office" xmlns:r="http://schemas.openxmlformats.org/officeDocument/2006/relationships" xmlns:m="http://schemas.openxmlformats.org/officeDocument/2006/math" xmlns:v="urn:schemas-microsoft-com:vml" xmlns:wp14="http://schemas.microsoft.com/office/word/2010/wordprocessingDrawing" xmlns:wp="http://schemas.openxmlformats.org/drawingml/2006/wordprocessingDrawing" xmlns:w10="urn:schemas-microsoft-com:office:word" xmlns:w="http://schemas.openxmlformats.org/wordprocessingml/2006/main" xmlns:w14="http://schemas.microsoft.com/office/word/2010/wordml" xmlns:w15="http://schemas.microsoft.com/office/word/2012/wordml" xmlns:w16cid="http://schemas.microsoft.com/office/word/2016/wordml/cid" xmlns:w16se="http://schemas.microsoft.com/office/word/2015/wordml/symex" xmlns:wpg="http://schemas.microsoft.com/office/word/2010/wordprocessingGroup" xmlns:wpi="http://schemas.microsoft.com/office/word/2010/wordprocessingInk" xmlns:wne="http://schemas.microsoft.com/office/word/2006/wordml" xmlns:wps="http://schemas.microsoft.com/office/word/2010/wordprocessingShape" mc:Ignorable="w14 w15 w16se w16cid wp14">
   <w:abstractNum w:abstractNumId="0" w15:restartNumberingAfterBreak="0">
     <w:nsid w:val="001F5BB4"/>
     <w:multiLevelType w:val="multilevel"/>
@@ -13526,7 +13453,7 @@
 </file>
 
 <file path=word/styles.xml><?xml version="1.0" encoding="utf-8"?>
-<w:styles xmlns:mc="http://schemas.openxmlformats.org/markup-compatibility/2006" xmlns:r="http://schemas.openxmlformats.org/officeDocument/2006/relationships" xmlns:w="http://schemas.openxmlformats.org/wordprocessingml/2006/main" xmlns:w14="http://schemas.microsoft.com/office/word/2010/wordml" xmlns:w15="http://schemas.microsoft.com/office/word/2012/wordml" xmlns:w16se="http://schemas.microsoft.com/office/word/2015/wordml/symex" mc:Ignorable="w14 w15 w16se">
+<w:styles xmlns:mc="http://schemas.openxmlformats.org/markup-compatibility/2006" xmlns:r="http://schemas.openxmlformats.org/officeDocument/2006/relationships" xmlns:w="http://schemas.openxmlformats.org/wordprocessingml/2006/main" xmlns:w14="http://schemas.microsoft.com/office/word/2010/wordml" xmlns:w15="http://schemas.microsoft.com/office/word/2012/wordml" xmlns:w16cid="http://schemas.microsoft.com/office/word/2016/wordml/cid" xmlns:w16se="http://schemas.microsoft.com/office/word/2015/wordml/symex" mc:Ignorable="w14 w15 w16se w16cid">
   <w:docDefaults>
     <w:rPrDefault>
       <w:rPr>
@@ -13536,7 +13463,7 @@
     </w:rPrDefault>
     <w:pPrDefault/>
   </w:docDefaults>
-  <w:latentStyles w:defLockedState="0" w:defUIPriority="99" w:defSemiHidden="0" w:defUnhideWhenUsed="0" w:defQFormat="0" w:count="371">
+  <w:latentStyles w:defLockedState="0" w:defUIPriority="99" w:defSemiHidden="0" w:defUnhideWhenUsed="0" w:defQFormat="0" w:count="375">
     <w:lsdException w:name="Normal" w:uiPriority="0" w:qFormat="1"/>
     <w:lsdException w:name="heading 1" w:uiPriority="9" w:qFormat="1"/>
     <w:lsdException w:name="heading 2" w:semiHidden="1" w:uiPriority="0" w:unhideWhenUsed="1" w:qFormat="1"/>
@@ -13642,7 +13569,6 @@
     <w:lsdException w:name="HTML Sample" w:semiHidden="1" w:unhideWhenUsed="1"/>
     <w:lsdException w:name="HTML Typewriter" w:semiHidden="1" w:unhideWhenUsed="1"/>
     <w:lsdException w:name="HTML Variable" w:semiHidden="1" w:unhideWhenUsed="1"/>
-    <w:lsdException w:name="Normal Table" w:semiHidden="1" w:unhideWhenUsed="1"/>
     <w:lsdException w:name="annotation subject" w:semiHidden="1" w:unhideWhenUsed="1"/>
     <w:lsdException w:name="No List" w:semiHidden="1" w:unhideWhenUsed="1"/>
     <w:lsdException w:name="Outline List 1" w:semiHidden="1" w:unhideWhenUsed="1"/>
@@ -13686,10 +13612,8 @@
     <w:lsdException w:name="Table Elegant" w:semiHidden="1" w:unhideWhenUsed="1"/>
     <w:lsdException w:name="Table Professional" w:semiHidden="1" w:unhideWhenUsed="1"/>
     <w:lsdException w:name="Table Subtle 1" w:semiHidden="1" w:unhideWhenUsed="1"/>
-    <w:lsdException w:name="Table Subtle 2" w:semiHidden="1" w:unhideWhenUsed="1"/>
     <w:lsdException w:name="Table Web 1" w:semiHidden="1" w:unhideWhenUsed="1"/>
     <w:lsdException w:name="Table Web 2" w:semiHidden="1" w:unhideWhenUsed="1"/>
-    <w:lsdException w:name="Table Web 3" w:semiHidden="1" w:unhideWhenUsed="1"/>
     <w:lsdException w:name="Balloon Text" w:semiHidden="1" w:unhideWhenUsed="1"/>
     <w:lsdException w:name="Table Grid" w:uiPriority="59"/>
     <w:lsdException w:name="Table Theme" w:semiHidden="1" w:unhideWhenUsed="1"/>
@@ -13908,6 +13832,10 @@
     <w:lsdException w:name="List Table 5 Dark Accent 6" w:uiPriority="50"/>
     <w:lsdException w:name="List Table 6 Colorful Accent 6" w:uiPriority="51"/>
     <w:lsdException w:name="List Table 7 Colorful Accent 6" w:uiPriority="52"/>
+    <w:lsdException w:name="Mention" w:semiHidden="1" w:unhideWhenUsed="1"/>
+    <w:lsdException w:name="Smart Hyperlink" w:semiHidden="1" w:unhideWhenUsed="1"/>
+    <w:lsdException w:name="Hashtag" w:semiHidden="1" w:unhideWhenUsed="1"/>
+    <w:lsdException w:name="Unresolved Mention" w:semiHidden="1" w:unhideWhenUsed="1"/>
   </w:latentStyles>
   <w:style w:type="paragraph" w:default="1" w:styleId="Normal">
     <w:name w:val="Normal"/>
@@ -14278,8 +14206,8 @@
     <w:name w:val="apple-converted-space"/>
     <w:rsid w:val="00B006CB"/>
   </w:style>
-  <w:style w:type="character" w:customStyle="1" w:styleId="UnresolvedMention">
-    <w:name w:val="Unresolved Mention"/>
+  <w:style w:type="character" w:customStyle="1" w:styleId="UnresolvedMention1">
+    <w:name w:val="Unresolved Mention1"/>
     <w:basedOn w:val="DefaultParagraphFont"/>
     <w:uiPriority w:val="99"/>
     <w:semiHidden/>
@@ -14670,7 +14598,7 @@
 </file>
 
 <file path=customXml/itemProps1.xml><?xml version="1.0" encoding="utf-8"?>
-<ds:datastoreItem xmlns:ds="http://schemas.openxmlformats.org/officeDocument/2006/customXml" ds:itemID="{6AF22CC5-6071-43D3-A40B-BF0E5E010F61}">
+<ds:datastoreItem xmlns:ds="http://schemas.openxmlformats.org/officeDocument/2006/customXml" ds:itemID="{F98D823B-888D-4D7D-A0F9-13E6F66E41E0}">
   <ds:schemaRefs>
     <ds:schemaRef ds:uri="http://schemas.openxmlformats.org/officeDocument/2006/bibliography"/>
   </ds:schemaRefs>
